--- a/svoyo-delo/대본/8부/02화_Argumenty.docx
+++ b/svoyo-delo/대본/8부/02화_Argumenty.docx
@@ -1289,7 +1289,7 @@
         <w:t xml:space="preserve"> </w:t>
       </w:r>
       <w:r>
-        <w:t xml:space="preserve">- 규칙: 지문 없음. 전 화 100% 「화자명: 대사」. 1턴 18단어 이내 + 긴 턴 10~15회(30~55단어). 문법 초점(C1+): 서수 열거 논증(Первое… Второе… Пятое — личное), 함축 해석(Он ответил. Он сказал: «Сначала пустите меня внутрь»), 은유(выйти не через окно, а через дверь), 대구(Ты — чтобы остаться. Я — чтобы уйти).</w:t>
+        <w:t xml:space="preserve">- 규칙: 지문 없음. 전 화 100% 「화자명: 대사」. 1턴 24단어 이내 + 긴 턴 10~15회(35~60단어). 문법 초점(C1+): 서수 열거 논증(Первое… Второе… Пятое — личное), 함축 해석(Он ответил. Он сказал: «Сначала пустите меня внутрь»), 은유(выйти не через окно, а через дверь), 대구(Ты — чтобы остаться. Я — чтобы уйти).</w:t>
       </w:r>
       <w:r>
         <w:t xml:space="preserve"> </w:t>
@@ -1417,119 +1417,119 @@
         <w:pStyle w:val="FirstParagraph"/>
       </w:pPr>
       <w:r>
-        <w:t xml:space="preserve">ALEKSEY: Доброе утро. Сто человек. Сорок здесь, шестьдесят на экране. Начну с цифры. Миллиард шестьсот миллионов рублей.</w:t>
-      </w:r>
-    </w:p>
-    <w:p>
-      <w:pPr>
-        <w:pStyle w:val="BodyText"/>
-      </w:pPr>
-      <w:r>
-        <w:t xml:space="preserve">ZOYA: Это… Это сколько получите вы?</w:t>
-      </w:r>
-    </w:p>
-    <w:p>
-      <w:pPr>
-        <w:pStyle w:val="BodyText"/>
-      </w:pPr>
-      <w:r>
-        <w:t xml:space="preserve">ALEKSEY: Да. Столько получу я, если мы продадим компанию. Это моя доля в предложении Волкова. Четыре миллиарда за всё.</w:t>
-      </w:r>
-    </w:p>
-    <w:p>
-      <w:pPr>
-        <w:pStyle w:val="BodyText"/>
-      </w:pPr>
-      <w:r>
-        <w:t xml:space="preserve">PASHA: А мы? Мы что-то получим?</w:t>
-      </w:r>
-    </w:p>
-    <w:p>
-      <w:pPr>
-        <w:pStyle w:val="BodyText"/>
-      </w:pPr>
-      <w:r>
-        <w:t xml:space="preserve">ALEKSEY: Честный ответ — нет. У вас нет долей. Вы получите нового хозяина. Поэтому я говорю это вам первым.</w:t>
-      </w:r>
-    </w:p>
-    <w:p>
-      <w:pPr>
-        <w:pStyle w:val="BodyText"/>
-      </w:pPr>
-      <w:r>
-        <w:t xml:space="preserve">DIMA: Алексей Николаевич, вы уже решили?</w:t>
-      </w:r>
-    </w:p>
-    <w:p>
-      <w:pPr>
-        <w:pStyle w:val="BodyText"/>
-      </w:pPr>
-      <w:r>
-        <w:t xml:space="preserve">ALEKSEY: Нет. Сделки нет. Есть предложение. Есть тридцать дней. Есть независимая оценка. И есть совет директоров.</w:t>
-      </w:r>
-    </w:p>
-    <w:p>
-      <w:pPr>
-        <w:pStyle w:val="BodyText"/>
-      </w:pPr>
-      <w:r>
-        <w:t xml:space="preserve">KORNILOVA: А центр? В курилке говорят, что его закроют.</w:t>
-      </w:r>
-    </w:p>
-    <w:p>
-      <w:pPr>
-        <w:pStyle w:val="BodyText"/>
-      </w:pPr>
-      <w:r>
-        <w:t xml:space="preserve">ALEKSEY: Я не знаю, Елена Викторовна. В документах написано «оптимизация». Мы спросили письменно, что это значит. Ответа нет.</w:t>
-      </w:r>
-    </w:p>
-    <w:p>
-      <w:pPr>
-        <w:pStyle w:val="BodyText"/>
-      </w:pPr>
-      <w:r>
-        <w:t xml:space="preserve">RITA: Отдел качества тоже «оптимизация»?</w:t>
-      </w:r>
-    </w:p>
-    <w:p>
-      <w:pPr>
-        <w:pStyle w:val="BodyText"/>
-      </w:pPr>
-      <w:r>
-        <w:t xml:space="preserve">ALEKSEY: Тоже не знаю. Я не буду обещать того, чего не знаю. Это я усвоил в мае.</w:t>
-      </w:r>
-    </w:p>
-    <w:p>
-      <w:pPr>
-        <w:pStyle w:val="BodyText"/>
-      </w:pPr>
-      <w:r>
-        <w:t xml:space="preserve">PASHA: А когда узнаете — скажете?</w:t>
-      </w:r>
-    </w:p>
-    <w:p>
-      <w:pPr>
-        <w:pStyle w:val="BodyText"/>
-      </w:pPr>
-      <w:r>
-        <w:t xml:space="preserve">ALEKSEY: Скажу. До решения. Не после. Это я обещаю. Это я могу выполнить.</w:t>
-      </w:r>
-    </w:p>
-    <w:p>
-      <w:pPr>
-        <w:pStyle w:val="BodyText"/>
-      </w:pPr>
-      <w:r>
-        <w:t xml:space="preserve">ZOYA: Тогда можно ещё вопрос? Не про деньги. Вы сами хотите продать?</w:t>
-      </w:r>
-    </w:p>
-    <w:p>
-      <w:pPr>
-        <w:pStyle w:val="BodyText"/>
-      </w:pPr>
-      <w:r>
-        <w:t xml:space="preserve">ALEKSEY: Я хочу понять, кому станет хуже. Когда пойму — скажу и это. Работаем, коллеги. Пациентки не знают про Волкова.</w:t>
+        <w:t xml:space="preserve">ALEKSEY: Доброе утро. Нас сто человек: сорок здесь, в зале, и шестьдесят на экране. Начну с цифры: миллиард шестьсот миллионов рублей.</w:t>
+      </w:r>
+    </w:p>
+    <w:p>
+      <w:pPr>
+        <w:pStyle w:val="BodyText"/>
+      </w:pPr>
+      <w:r>
+        <w:t xml:space="preserve">ZOYA: Это… это та сумма, которую получите вы лично?</w:t>
+      </w:r>
+    </w:p>
+    <w:p>
+      <w:pPr>
+        <w:pStyle w:val="BodyText"/>
+      </w:pPr>
+      <w:r>
+        <w:t xml:space="preserve">ALEKSEY: Да. Столько получу я, если мы продадим компанию, потому что это моя доля в предложении Волкова. За всё он предлагает четыре миллиарда.</w:t>
+      </w:r>
+    </w:p>
+    <w:p>
+      <w:pPr>
+        <w:pStyle w:val="BodyText"/>
+      </w:pPr>
+      <w:r>
+        <w:t xml:space="preserve">PASHA: А мы? Мы что-нибудь из этого получим?</w:t>
+      </w:r>
+    </w:p>
+    <w:p>
+      <w:pPr>
+        <w:pStyle w:val="BodyText"/>
+      </w:pPr>
+      <w:r>
+        <w:t xml:space="preserve">ALEKSEY: Честный ответ — нет. У вас нет долей, поэтому вы получите только нового хозяина. Именно поэтому я говорю это вам первым.</w:t>
+      </w:r>
+    </w:p>
+    <w:p>
+      <w:pPr>
+        <w:pStyle w:val="BodyText"/>
+      </w:pPr>
+      <w:r>
+        <w:t xml:space="preserve">DIMA: Алексей Николаевич, скажите прямо: вы уже всё решили?</w:t>
+      </w:r>
+    </w:p>
+    <w:p>
+      <w:pPr>
+        <w:pStyle w:val="BodyText"/>
+      </w:pPr>
+      <w:r>
+        <w:t xml:space="preserve">ALEKSEY: Нет. Сделки нет, есть только предложение, есть тридцать дней на ответ, есть независимая оценка и есть совет директоров.</w:t>
+      </w:r>
+    </w:p>
+    <w:p>
+      <w:pPr>
+        <w:pStyle w:val="BodyText"/>
+      </w:pPr>
+      <w:r>
+        <w:t xml:space="preserve">KORNILOVA: А что будет с центром? В курилке говорят, что его закроют первым.</w:t>
+      </w:r>
+    </w:p>
+    <w:p>
+      <w:pPr>
+        <w:pStyle w:val="BodyText"/>
+      </w:pPr>
+      <w:r>
+        <w:t xml:space="preserve">ALEKSEY: Я не знаю, Елена Викторовна. В документах написано «оптимизация», и мы письменно спросили, что это значит, но ответа пока нет.</w:t>
+      </w:r>
+    </w:p>
+    <w:p>
+      <w:pPr>
+        <w:pStyle w:val="BodyText"/>
+      </w:pPr>
+      <w:r>
+        <w:t xml:space="preserve">RITA: А отдел качества тоже попадает под эту «оптимизацию»?</w:t>
+      </w:r>
+    </w:p>
+    <w:p>
+      <w:pPr>
+        <w:pStyle w:val="BodyText"/>
+      </w:pPr>
+      <w:r>
+        <w:t xml:space="preserve">ALEKSEY: Этого я тоже не знаю. Я не буду обещать того, чего не знаю, потому что это я хорошо усвоил ещё в мае.</w:t>
+      </w:r>
+    </w:p>
+    <w:p>
+      <w:pPr>
+        <w:pStyle w:val="BodyText"/>
+      </w:pPr>
+      <w:r>
+        <w:t xml:space="preserve">PASHA: А когда вы узнаете, вы нам скажете?</w:t>
+      </w:r>
+    </w:p>
+    <w:p>
+      <w:pPr>
+        <w:pStyle w:val="BodyText"/>
+      </w:pPr>
+      <w:r>
+        <w:t xml:space="preserve">ALEKSEY: Скажу. До решения. Не после. Это я вам обещаю, потому что это обещание я точно могу выполнить.</w:t>
+      </w:r>
+    </w:p>
+    <w:p>
+      <w:pPr>
+        <w:pStyle w:val="BodyText"/>
+      </w:pPr>
+      <w:r>
+        <w:t xml:space="preserve">ZOYA: Тогда можно ещё один вопрос, уже не про деньги? Вы сами хотите продать компанию?</w:t>
+      </w:r>
+    </w:p>
+    <w:p>
+      <w:pPr>
+        <w:pStyle w:val="BodyText"/>
+      </w:pPr>
+      <w:r>
+        <w:t xml:space="preserve">ALEKSEY: Я хочу понять, кому станет хуже, и когда пойму, скажу вам и это. А сейчас работаем, коллеги: пациентки ничего не знают про Волкова.</w:t>
       </w:r>
     </w:p>
     <w:bookmarkEnd w:id="21"/>
@@ -1547,279 +1547,279 @@
         <w:pStyle w:val="FirstParagraph"/>
       </w:pPr>
       <w:r>
-        <w:t xml:space="preserve">OLGA: Доска. Две колонки. Это ещё зачем?</w:t>
-      </w:r>
-    </w:p>
-    <w:p>
-      <w:pPr>
-        <w:pStyle w:val="BodyText"/>
-      </w:pPr>
-      <w:r>
-        <w:t xml:space="preserve">ALEKSEY: «За» и «против». Каждый пишет самый сильный аргумент. Не свой. Самый сильный.</w:t>
-      </w:r>
-    </w:p>
-    <w:p>
-      <w:pPr>
-        <w:pStyle w:val="BodyText"/>
-      </w:pPr>
-      <w:r>
-        <w:t xml:space="preserve">OLGA: Игра? Мне пятьдесят четыре. Я не играю.</w:t>
-      </w:r>
-    </w:p>
-    <w:p>
-      <w:pPr>
-        <w:pStyle w:val="BodyText"/>
-      </w:pPr>
-      <w:r>
-        <w:t xml:space="preserve">ALEKSEY: Это не игра. Это метод. Нина Аркадьевна предложила. Химики так проверяют гипотезы: ищут, что их опровергает.</w:t>
-      </w:r>
-    </w:p>
-    <w:p>
-      <w:pPr>
-        <w:pStyle w:val="BodyText"/>
-      </w:pPr>
-      <w:r>
-        <w:t xml:space="preserve">IRINA: Хорошо. Я начну. И сразу предупреждаю: я пишу в колонку «за». И это мой аргумент. Не чужой.</w:t>
-      </w:r>
-    </w:p>
-    <w:p>
-      <w:pPr>
-        <w:pStyle w:val="BodyText"/>
-      </w:pPr>
-      <w:r>
-        <w:t xml:space="preserve">OLGA: Твой? Ира, ты серьёзно?</w:t>
-      </w:r>
-    </w:p>
-    <w:p>
-      <w:pPr>
-        <w:pStyle w:val="BodyText"/>
-      </w:pPr>
-      <w:r>
-        <w:t xml:space="preserve">IRINA: Абсолютно. Первое. Мы зависим от одного поставщика. «Седжин» — девяносто два процента товара. Один пожар в Вонджу, один новый директор после Юна — и у нас ничего нет. Ни товара, ни компании. Волков — шестьдесят регионов и пять поставщиков. У него пожар не убивает.</w:t>
-      </w:r>
-    </w:p>
-    <w:p>
-      <w:pPr>
-        <w:pStyle w:val="BodyText"/>
-      </w:pPr>
-      <w:r>
-        <w:t xml:space="preserve">OLGA: Юн не умрёт завтра.</w:t>
-      </w:r>
-    </w:p>
-    <w:p>
-      <w:pPr>
-        <w:pStyle w:val="BodyText"/>
-      </w:pPr>
-      <w:r>
-        <w:t xml:space="preserve">IRINA: Юну шестьдесят восемь. Он сам каждое утро меряет давление.</w:t>
-      </w:r>
-    </w:p>
-    <w:p>
-      <w:pPr>
-        <w:pStyle w:val="BodyText"/>
-      </w:pPr>
-      <w:r>
-        <w:t xml:space="preserve">ALEKSEY: Принято. Это сильно. Дальше?</w:t>
-      </w:r>
-    </w:p>
-    <w:p>
-      <w:pPr>
-        <w:pStyle w:val="BodyText"/>
-      </w:pPr>
-      <w:r>
-        <w:t xml:space="preserve">IRINA: Второе. Мы зависим от одного человека. От вас, Алексей. В июне вы четыре ночи сидели в больнице. Компания работала. Но вы звонили, читали почту в три сорок. Что будет, если вы заболеете сами? Не на неделю. На год.</w:t>
-      </w:r>
-    </w:p>
-    <w:p>
-      <w:pPr>
-        <w:pStyle w:val="BodyText"/>
-      </w:pPr>
-      <w:r>
-        <w:t xml:space="preserve">OLGA: Ира, это нечестно. Он только что похоронил бабушку.</w:t>
-      </w:r>
-    </w:p>
-    <w:p>
-      <w:pPr>
-        <w:pStyle w:val="BodyText"/>
-      </w:pPr>
-      <w:r>
-        <w:t xml:space="preserve">IRINA: Это честно. Поэтому я и говорю. Я тоже была на похоронах. Я видела, каким он вернулся.</w:t>
-      </w:r>
-    </w:p>
-    <w:p>
-      <w:pPr>
-        <w:pStyle w:val="BodyText"/>
-      </w:pPr>
-      <w:r>
-        <w:t xml:space="preserve">ALEKSEY: Оля, пусть говорит. Это то, что нужно. Ирина, третье?</w:t>
-      </w:r>
-    </w:p>
-    <w:p>
-      <w:pPr>
-        <w:pStyle w:val="BodyText"/>
-      </w:pPr>
-      <w:r>
-        <w:t xml:space="preserve">IRINA: Третье. Валюта. Каждый кризис мы проходили через окно. Банк, коридор в сто пятнадцать, заморозка зарплат. Мы выжили. Но каждый раз — на последние. Восемьдесят три подписи из восьмидесяти пяти. Следующий кризис может быть последним. А у Волкова — подушка на три года.</w:t>
-      </w:r>
-    </w:p>
-    <w:p>
-      <w:pPr>
-        <w:pStyle w:val="BodyText"/>
-      </w:pPr>
-      <w:r>
-        <w:t xml:space="preserve">OLGA: Подушка — у Волкова. Не у нас. После продажи она будет его, а не наша.</w:t>
-      </w:r>
-    </w:p>
-    <w:p>
-      <w:pPr>
-        <w:pStyle w:val="BodyText"/>
-      </w:pPr>
-      <w:r>
-        <w:t xml:space="preserve">IRINA: Четвёртое. Омск. Волков сказал правду на складе. Врач в Омске хочет «Ладогу», а покупает серое. Каждый месяц, пока мы растём медленно, где-то колют серое. Это тоже вред. Тихий. Мы его не видим, потому что нас там нет.</w:t>
-      </w:r>
-    </w:p>
-    <w:p>
-      <w:pPr>
-        <w:pStyle w:val="BodyText"/>
-      </w:pPr>
-      <w:r>
-        <w:t xml:space="preserve">ALEKSEY: Тихий вред. Это сильнейший аргумент. Против бабушкиного вопроса — бабушкиным же вопросом.</w:t>
-      </w:r>
-    </w:p>
-    <w:p>
-      <w:pPr>
-        <w:pStyle w:val="BodyText"/>
-      </w:pPr>
-      <w:r>
-        <w:t xml:space="preserve">IRINA: Поэтому я его и написала. Пятое — личное. Можно?</w:t>
-      </w:r>
-    </w:p>
-    <w:p>
-      <w:pPr>
-        <w:pStyle w:val="BodyText"/>
-      </w:pPr>
-      <w:r>
-        <w:t xml:space="preserve">ALEKSEY: Можно. Всё можно.</w:t>
-      </w:r>
-    </w:p>
-    <w:p>
-      <w:pPr>
-        <w:pStyle w:val="BodyText"/>
-      </w:pPr>
-      <w:r>
-        <w:t xml:space="preserve">IRINA: Восемьсот миллионов. Мне тридцать восемь лет. Восемь лет я не была в отпуске дольше недели. Мама болеет. Я хочу хоть раз выйти из кризиса не через окно. А через дверь. Спокойно. Со своими деньгами.</w:t>
-      </w:r>
-    </w:p>
-    <w:p>
-      <w:pPr>
-        <w:pStyle w:val="BodyText"/>
-      </w:pPr>
-      <w:r>
-        <w:t xml:space="preserve">OLGA: Это не аргумент. Это усталость.</w:t>
-      </w:r>
-    </w:p>
-    <w:p>
-      <w:pPr>
-        <w:pStyle w:val="BodyText"/>
-      </w:pPr>
-      <w:r>
-        <w:t xml:space="preserve">IRINA: Усталость — тоже аргумент. Вера Павловна сказала ему: «Береги себя». Это только для него?</w:t>
-      </w:r>
-    </w:p>
-    <w:p>
-      <w:pPr>
-        <w:pStyle w:val="BodyText"/>
-      </w:pPr>
-      <w:r>
-        <w:t xml:space="preserve">OLGA: Хорошо. Моя очередь. Колонка «против». Тоже моя. Не чужая.</w:t>
-      </w:r>
-    </w:p>
-    <w:p>
-      <w:pPr>
-        <w:pStyle w:val="BodyText"/>
-      </w:pPr>
-      <w:r>
-        <w:t xml:space="preserve">ALEKSEY: Слушаем.</w:t>
-      </w:r>
-    </w:p>
-    <w:p>
-      <w:pPr>
-        <w:pStyle w:val="BodyText"/>
-      </w:pPr>
-      <w:r>
-        <w:t xml:space="preserve">OLGA: Первое. Регистрационное удостоверение «Ладоги» — на «Мост». Держатель — мы. Продадим «Мост» — удостоверение уйдёт к Волкову вместе с ответственностью. «Сделано в Корее. Отвечаем в России». Кто будет отвечать? Человек, у которого «на такую ночь — ноль»?</w:t>
-      </w:r>
-    </w:p>
-    <w:p>
-      <w:pPr>
-        <w:pStyle w:val="BodyText"/>
-      </w:pPr>
-      <w:r>
-        <w:t xml:space="preserve">IRINA: Он нанял бы Лисицыну. Он сам сказал: лучший склад, лучший журнал.</w:t>
-      </w:r>
-    </w:p>
-    <w:p>
-      <w:pPr>
-        <w:pStyle w:val="BodyText"/>
-      </w:pPr>
-      <w:r>
-        <w:t xml:space="preserve">OLGA: Лисицыну он оставит до первого квартала, когда она остановит партию в декабре. Я видела это четыре раза. Двадцать лет в регистрации. Сначала — «сохраняем ключевой персонал». Через год — «оптимизация». Через два — только логотип и номер удостоверения.</w:t>
-      </w:r>
-    </w:p>
-    <w:p>
-      <w:pPr>
-        <w:pStyle w:val="BodyText"/>
-      </w:pPr>
-      <w:r>
-        <w:t xml:space="preserve">ALEKSEY: Четыре раза. Ты никогда не рассказывала.</w:t>
-      </w:r>
-    </w:p>
-    <w:p>
-      <w:pPr>
-        <w:pStyle w:val="BodyText"/>
-      </w:pPr>
-      <w:r>
-        <w:t xml:space="preserve">OLGA: Не спрашивали. Второе. Бренд. «Интеграция брендового портфеля». На коробке — почерк Веры Павловны. «Не навреди». Через год это будет на коробке без линии, без программы, без Корниловой. Почерк станет рекламой. Это хуже, чем закрыть бренд. Это — враньё её рукой.</w:t>
-      </w:r>
-    </w:p>
-    <w:p>
-      <w:pPr>
-        <w:pStyle w:val="BodyText"/>
-      </w:pPr>
-      <w:r>
-        <w:t xml:space="preserve">IRINA: Это сильно. Признаю.</w:t>
-      </w:r>
-    </w:p>
-    <w:p>
-      <w:pPr>
-        <w:pStyle w:val="BodyText"/>
-      </w:pPr>
-      <w:r>
-        <w:t xml:space="preserve">OLGA: Третье — про тебя, Лёша. Запрет на конкуренцию — пять лет. Тебе сорок один. В сорок шесть ты сможешь снова начать. Без команды, без «Седжина», без картонки. Картонку он оставит себе. В приложении семь, наверное, она тоже «ключевой персонал».</w:t>
-      </w:r>
-    </w:p>
-    <w:p>
-      <w:pPr>
-        <w:pStyle w:val="BodyText"/>
-      </w:pPr>
-      <w:r>
-        <w:t xml:space="preserve">ALEKSEY: В сорок шесть. Без картонки.</w:t>
-      </w:r>
-    </w:p>
-    <w:p>
-      <w:pPr>
-        <w:pStyle w:val="BodyText"/>
-      </w:pPr>
-      <w:r>
-        <w:t xml:space="preserve">IRINA: Картонку он не получит. Её никто не снимает. Пункт восемь.</w:t>
-      </w:r>
-    </w:p>
-    <w:p>
-      <w:pPr>
-        <w:pStyle w:val="BodyText"/>
-      </w:pPr>
-      <w:r>
-        <w:t xml:space="preserve">OLGA: Пункт восемь — в нашем договоре. Не в его.</w:t>
+        <w:t xml:space="preserve">OLGA: Доска, на ней две колонки. Это ещё зачем, Лёша?</w:t>
+      </w:r>
+    </w:p>
+    <w:p>
+      <w:pPr>
+        <w:pStyle w:val="BodyText"/>
+      </w:pPr>
+      <w:r>
+        <w:t xml:space="preserve">ALEKSEY: «За» и «против». Каждый пишет самый сильный аргумент. Не свой, а именно самый сильный, даже если он тебе не нравится.</w:t>
+      </w:r>
+    </w:p>
+    <w:p>
+      <w:pPr>
+        <w:pStyle w:val="BodyText"/>
+      </w:pPr>
+      <w:r>
+        <w:t xml:space="preserve">OLGA: Это что, игра такая? Мне пятьдесят четыре года, и в игры я не играю.</w:t>
+      </w:r>
+    </w:p>
+    <w:p>
+      <w:pPr>
+        <w:pStyle w:val="BodyText"/>
+      </w:pPr>
+      <w:r>
+        <w:t xml:space="preserve">ALEKSEY: Это не игра, а метод, его предложила Нина Аркадьевна. Химики так проверяют гипотезы: ищут то, что их опровергает.</w:t>
+      </w:r>
+    </w:p>
+    <w:p>
+      <w:pPr>
+        <w:pStyle w:val="BodyText"/>
+      </w:pPr>
+      <w:r>
+        <w:t xml:space="preserve">IRINA: Хорошо, я начну. Но сразу предупреждаю: я пишу в колонку «за», и это мой собственный аргумент, а не чужой.</w:t>
+      </w:r>
+    </w:p>
+    <w:p>
+      <w:pPr>
+        <w:pStyle w:val="BodyText"/>
+      </w:pPr>
+      <w:r>
+        <w:t xml:space="preserve">OLGA: Твой собственный? Ира, ты это серьёзно говоришь?</w:t>
+      </w:r>
+    </w:p>
+    <w:p>
+      <w:pPr>
+        <w:pStyle w:val="BodyText"/>
+      </w:pPr>
+      <w:r>
+        <w:t xml:space="preserve">IRINA: Абсолютно серьёзно. Первое: мы зависим от одного поставщика, потому что «Седжин» даёт девяносто два процента товара. Один пожар в Вонджу или один новый директор после Юна — и у нас ничего нет, ни товара, ни компании. А у Волкова шестьдесят регионов и пять поставщиков, и один пожар его не убьёт.</w:t>
+      </w:r>
+    </w:p>
+    <w:p>
+      <w:pPr>
+        <w:pStyle w:val="BodyText"/>
+      </w:pPr>
+      <w:r>
+        <w:t xml:space="preserve">OLGA: Юн, слава богу, не умрёт завтра, давай без крайностей.</w:t>
+      </w:r>
+    </w:p>
+    <w:p>
+      <w:pPr>
+        <w:pStyle w:val="BodyText"/>
+      </w:pPr>
+      <w:r>
+        <w:t xml:space="preserve">IRINA: Юну шестьдесят восемь лет, и он каждое утро сам меряет себе давление.</w:t>
+      </w:r>
+    </w:p>
+    <w:p>
+      <w:pPr>
+        <w:pStyle w:val="BodyText"/>
+      </w:pPr>
+      <w:r>
+        <w:t xml:space="preserve">ALEKSEY: Принято, это сильный аргумент. Что у вас дальше?</w:t>
+      </w:r>
+    </w:p>
+    <w:p>
+      <w:pPr>
+        <w:pStyle w:val="BodyText"/>
+      </w:pPr>
+      <w:r>
+        <w:t xml:space="preserve">IRINA: Второе: мы зависим от одного человека, от вас, Алексей. В июне вы четыре ночи сидели в больнице. Компания работала, но вы всё равно звонили и читали почту в три сорок утра. Что будет, если вы заболеете сами, причём не на неделю, а на год?</w:t>
+      </w:r>
+    </w:p>
+    <w:p>
+      <w:pPr>
+        <w:pStyle w:val="BodyText"/>
+      </w:pPr>
+      <w:r>
+        <w:t xml:space="preserve">OLGA: Ира, это нечестно. Он только что похоронил бабушку, а ты ему такое говоришь.</w:t>
+      </w:r>
+    </w:p>
+    <w:p>
+      <w:pPr>
+        <w:pStyle w:val="BodyText"/>
+      </w:pPr>
+      <w:r>
+        <w:t xml:space="preserve">IRINA: Это честно, и поэтому я это говорю. Я тоже была на похоронах и видела, каким он оттуда вернулся.</w:t>
+      </w:r>
+    </w:p>
+    <w:p>
+      <w:pPr>
+        <w:pStyle w:val="BodyText"/>
+      </w:pPr>
+      <w:r>
+        <w:t xml:space="preserve">ALEKSEY: Оля, пусть говорит, нам нужно именно это. Ирина, какой у вас третий аргумент?</w:t>
+      </w:r>
+    </w:p>
+    <w:p>
+      <w:pPr>
+        <w:pStyle w:val="BodyText"/>
+      </w:pPr>
+      <w:r>
+        <w:t xml:space="preserve">IRINA: Третье — валюта. Каждый кризис мы проходили через окно: банк, коридор в сто пятнадцать, заморозка зарплат. Мы выжили, но каждый раз на последние деньги, и восемьдесят три подписи из восьмидесяти пяти я помню до сих пор. Следующий кризис может стать последним, а у Волкова подушка на три года.</w:t>
+      </w:r>
+    </w:p>
+    <w:p>
+      <w:pPr>
+        <w:pStyle w:val="BodyText"/>
+      </w:pPr>
+      <w:r>
+        <w:t xml:space="preserve">OLGA: Подушка есть у Волкова, а не у нас. После продажи она так и останется его, а не нашей.</w:t>
+      </w:r>
+    </w:p>
+    <w:p>
+      <w:pPr>
+        <w:pStyle w:val="BodyText"/>
+      </w:pPr>
+      <w:r>
+        <w:t xml:space="preserve">IRINA: Четвёртое — Омск. Волков сказал на складе правду: врач в Омске хочет «Ладогу», а покупает серое. Каждый месяц, пока мы растём медленно, где-то колют серое, и это тоже вред, только тихий. Мы его не видим, потому что нас там просто нет.</w:t>
+      </w:r>
+    </w:p>
+    <w:p>
+      <w:pPr>
+        <w:pStyle w:val="BodyText"/>
+      </w:pPr>
+      <w:r>
+        <w:t xml:space="preserve">ALEKSEY: Тихий вред. Это сильнейший аргумент, потому что он бьёт по бабушкиному вопросу её же собственным вопросом.</w:t>
+      </w:r>
+    </w:p>
+    <w:p>
+      <w:pPr>
+        <w:pStyle w:val="BodyText"/>
+      </w:pPr>
+      <w:r>
+        <w:t xml:space="preserve">IRINA: Поэтому я его и написала. Пятое у меня личное, можно я его тоже скажу?</w:t>
+      </w:r>
+    </w:p>
+    <w:p>
+      <w:pPr>
+        <w:pStyle w:val="BodyText"/>
+      </w:pPr>
+      <w:r>
+        <w:t xml:space="preserve">ALEKSEY: Можно, сегодня можно говорить всё, что считаете важным.</w:t>
+      </w:r>
+    </w:p>
+    <w:p>
+      <w:pPr>
+        <w:pStyle w:val="BodyText"/>
+      </w:pPr>
+      <w:r>
+        <w:t xml:space="preserve">IRINA: Восемьсот миллионов. Мне тридцать восемь лет, и восемь лет я не была в отпуске дольше недели, а мама болеет. Я хочу хоть раз выйти из кризиса не через окно, а через дверь: спокойно, со своими деньгами и без ночных подсчётов, хватит ли до пятницы.</w:t>
+      </w:r>
+    </w:p>
+    <w:p>
+      <w:pPr>
+        <w:pStyle w:val="BodyText"/>
+      </w:pPr>
+      <w:r>
+        <w:t xml:space="preserve">OLGA: Ира, это не аргумент, это просто усталость, и ты сама это знаешь.</w:t>
+      </w:r>
+    </w:p>
+    <w:p>
+      <w:pPr>
+        <w:pStyle w:val="BodyText"/>
+      </w:pPr>
+      <w:r>
+        <w:t xml:space="preserve">IRINA: Усталость — тоже аргумент. Вера Павловна сказала ему: «Береги себя». Неужели это касается только его одного?</w:t>
+      </w:r>
+    </w:p>
+    <w:p>
+      <w:pPr>
+        <w:pStyle w:val="BodyText"/>
+      </w:pPr>
+      <w:r>
+        <w:t xml:space="preserve">OLGA: Хорошо, теперь моя очередь. Я пишу в колонку «против», и аргумент тоже мой, а не чужой.</w:t>
+      </w:r>
+    </w:p>
+    <w:p>
+      <w:pPr>
+        <w:pStyle w:val="BodyText"/>
+      </w:pPr>
+      <w:r>
+        <w:t xml:space="preserve">ALEKSEY: Мы внимательно слушаем, Оля, начинай.</w:t>
+      </w:r>
+    </w:p>
+    <w:p>
+      <w:pPr>
+        <w:pStyle w:val="BodyText"/>
+      </w:pPr>
+      <w:r>
+        <w:t xml:space="preserve">OLGA: Первое: регистрационное удостоверение «Ладоги» оформлено на «Мост», держатель — мы. Если продадим «Мост», удостоверение уйдёт к Волкову вместе с ответственностью. «Сделано в Корее. Отвечаем в России». А кто будет отвечать? Человек, у которого «на такую ночь — ноль»?</w:t>
+      </w:r>
+    </w:p>
+    <w:p>
+      <w:pPr>
+        <w:pStyle w:val="BodyText"/>
+      </w:pPr>
+      <w:r>
+        <w:t xml:space="preserve">IRINA: Он нанял бы Лисицыну, он сам говорил про лучший склад и лучший журнал.</w:t>
+      </w:r>
+    </w:p>
+    <w:p>
+      <w:pPr>
+        <w:pStyle w:val="BodyText"/>
+      </w:pPr>
+      <w:r>
+        <w:t xml:space="preserve">OLGA: Лисицыну он оставит только до первого квартала, когда она в декабре остановит партию. Я видела это четыре раза за двадцать лет в регистрации. Сначала пишут «сохраняем ключевой персонал», через год начинается «оптимизация», а через два остаются только логотип и номер удостоверения.</w:t>
+      </w:r>
+    </w:p>
+    <w:p>
+      <w:pPr>
+        <w:pStyle w:val="BodyText"/>
+      </w:pPr>
+      <w:r>
+        <w:t xml:space="preserve">ALEKSEY: Четыре раза? Ты мне никогда об этом не рассказывала.</w:t>
+      </w:r>
+    </w:p>
+    <w:p>
+      <w:pPr>
+        <w:pStyle w:val="BodyText"/>
+      </w:pPr>
+      <w:r>
+        <w:t xml:space="preserve">OLGA: Ты не спрашивал. Второе — бренд, то есть «интеграция брендового портфеля». На коробке почерк Веры Павловны: «Не навреди». Через год эти слова будут на коробке без линии, без программы и без Корниловой, и почерк станет просто рекламой. Это хуже, чем закрыть бренд, потому что это враньё её рукой.</w:t>
+      </w:r>
+    </w:p>
+    <w:p>
+      <w:pPr>
+        <w:pStyle w:val="BodyText"/>
+      </w:pPr>
+      <w:r>
+        <w:t xml:space="preserve">IRINA: Это сильный аргумент, я признаю, хотя мне и не хочется.</w:t>
+      </w:r>
+    </w:p>
+    <w:p>
+      <w:pPr>
+        <w:pStyle w:val="BodyText"/>
+      </w:pPr>
+      <w:r>
+        <w:t xml:space="preserve">OLGA: Третье — про тебя, Лёша. Запрет на конкуренцию на пять лет, а тебе сорок один, значит, в сорок шесть ты сможешь начать заново, но без команды, без «Седжина» и без картонки. Картонку он оставит себе, и в приложении семь она, наверное, тоже числится «ключевым персоналом».</w:t>
+      </w:r>
+    </w:p>
+    <w:p>
+      <w:pPr>
+        <w:pStyle w:val="BodyText"/>
+      </w:pPr>
+      <w:r>
+        <w:t xml:space="preserve">ALEKSEY: В сорок шесть лет, и без картонки. Звучит невесело.</w:t>
+      </w:r>
+    </w:p>
+    <w:p>
+      <w:pPr>
+        <w:pStyle w:val="BodyText"/>
+      </w:pPr>
+      <w:r>
+        <w:t xml:space="preserve">IRINA: Картонку он не получит, её никто не снимает, это пункт восемь.</w:t>
+      </w:r>
+    </w:p>
+    <w:p>
+      <w:pPr>
+        <w:pStyle w:val="BodyText"/>
+      </w:pPr>
+      <w:r>
+        <w:t xml:space="preserve">OLGA: Пункт восемь записан в нашем договоре, Ира, а не в его.</w:t>
       </w:r>
     </w:p>
     <w:bookmarkEnd w:id="22"/>
@@ -1837,223 +1837,223 @@
         <w:pStyle w:val="FirstParagraph"/>
       </w:pPr>
       <w:r>
-        <w:t xml:space="preserve">GUSAROVA: Гусарова Тамара Ильинична. Оценочная компания. Отчёт готов. Сорок восемь страниц. Вывод — на последней.</w:t>
-      </w:r>
-    </w:p>
-    <w:p>
-      <w:pPr>
-        <w:pStyle w:val="BodyText"/>
-      </w:pPr>
-      <w:r>
-        <w:t xml:space="preserve">IRINA: Читайте последнюю. Остальные я прочитаю ночью.</w:t>
-      </w:r>
-    </w:p>
-    <w:p>
-      <w:pPr>
-        <w:pStyle w:val="BodyText"/>
-      </w:pPr>
-      <w:r>
-        <w:t xml:space="preserve">GUSAROVA: Справедливая рыночная стоимость ста процентов долей — три миллиарда сто миллионов рублей. Диапазон — от двух восьмисот до трёх четырёхсот.</w:t>
-      </w:r>
-    </w:p>
-    <w:p>
-      <w:pPr>
-        <w:pStyle w:val="BodyText"/>
-      </w:pPr>
-      <w:r>
-        <w:t xml:space="preserve">IRINA: Мои три метода — от двух шестисот до трёх шестисот. Близко.</w:t>
-      </w:r>
-    </w:p>
-    <w:p>
-      <w:pPr>
-        <w:pStyle w:val="BodyText"/>
-      </w:pPr>
-      <w:r>
-        <w:t xml:space="preserve">GUSAROVA: Близко. Вы считали честно. Я это редко говорю финансовым директорам. Обычно они рисуют.</w:t>
-      </w:r>
-    </w:p>
-    <w:p>
-      <w:pPr>
-        <w:pStyle w:val="BodyText"/>
-      </w:pPr>
-      <w:r>
-        <w:t xml:space="preserve">OLGA: А премия? Девятьсот миллионов сверху. Как вы её объясняете?</w:t>
-      </w:r>
-    </w:p>
-    <w:p>
-      <w:pPr>
-        <w:pStyle w:val="BodyText"/>
-      </w:pPr>
-      <w:r>
-        <w:t xml:space="preserve">GUSAROVA: Как оценщик — никак. Это не моя работа. Как человек, который видел сто сделок, — двумя способами. Либо покупатель видит синергию. Либо он видит расходы, которые уберёт. Обычно — и то и другое.</w:t>
-      </w:r>
-    </w:p>
-    <w:p>
-      <w:pPr>
-        <w:pStyle w:val="BodyText"/>
-      </w:pPr>
-      <w:r>
-        <w:t xml:space="preserve">ALEKSEY: Какие расходы, по-вашему?</w:t>
-      </w:r>
-    </w:p>
-    <w:p>
-      <w:pPr>
-        <w:pStyle w:val="BodyText"/>
-      </w:pPr>
-      <w:r>
-        <w:t xml:space="preserve">GUSAROVA: Я посмотрела отчётность. У вас есть статьи, которых нет ни у одного дистрибьютора в моей базе. Учебный центр — сорок миллионов в год. Программа «После укола» — пятьдесят шесть. Линия — двенадцать. Отдел качества — восемнадцать.</w:t>
-      </w:r>
-    </w:p>
-    <w:p>
-      <w:pPr>
-        <w:pStyle w:val="BodyText"/>
-      </w:pPr>
-      <w:r>
-        <w:t xml:space="preserve">IRINA: Сто двадцать шесть миллионов в год. Я знаю эту цифру наизусть.</w:t>
-      </w:r>
-    </w:p>
-    <w:p>
-      <w:pPr>
-        <w:pStyle w:val="BodyText"/>
-      </w:pPr>
-      <w:r>
-        <w:t xml:space="preserve">GUSAROVA: Если их убрать — прибыль вырастет с трёхсот тридцати до четырёхсот пятидесяти шести. Умножьте на девять, как в Казани. Получится четыре миллиарда. Вот вам и премия, Ирина Сергеевна. Вы её сами ему и заплатите. Из своих ночных выездов, из учебного центра, из линии. Он просто отдаёт вам вперёд то, что потом сэкономит.</w:t>
-      </w:r>
-    </w:p>
-    <w:p>
-      <w:pPr>
-        <w:pStyle w:val="BodyText"/>
-      </w:pPr>
-      <w:r>
-        <w:t xml:space="preserve">OLGA: Значит, он покупает нас за наши же ночи.</w:t>
-      </w:r>
-    </w:p>
-    <w:p>
-      <w:pPr>
-        <w:pStyle w:val="BodyText"/>
-      </w:pPr>
-      <w:r>
-        <w:t xml:space="preserve">GUSAROVA: Я этого не говорила. Я сказала арифметику. Выводы — ваши. До свидания. Счёт — Ирине Сергеевне.</w:t>
-      </w:r>
-    </w:p>
-    <w:p>
-      <w:pPr>
-        <w:pStyle w:val="BodyText"/>
-      </w:pPr>
-      <w:r>
-        <w:t xml:space="preserve">IRINA: Где документ? Акт выполненных работ?</w:t>
-      </w:r>
-    </w:p>
-    <w:p>
-      <w:pPr>
-        <w:pStyle w:val="BodyText"/>
-      </w:pPr>
-      <w:r>
-        <w:t xml:space="preserve">GUSAROVA: В папке. Вы — первый финансовый директор, который спросил акт раньше, чем вывод. Удачи.</w:t>
-      </w:r>
-    </w:p>
-    <w:p>
-      <w:pPr>
-        <w:pStyle w:val="BodyText"/>
-      </w:pPr>
-      <w:r>
-        <w:t xml:space="preserve">IRINA: Спасибо. Для меня акт — это и есть вывод.</w:t>
-      </w:r>
-    </w:p>
-    <w:p>
-      <w:pPr>
-        <w:pStyle w:val="BodyText"/>
-      </w:pPr>
-      <w:r>
-        <w:t xml:space="preserve">ALEKSEY: Ольга, а ответ Волкова? На наш запрос?</w:t>
-      </w:r>
-    </w:p>
-    <w:p>
-      <w:pPr>
-        <w:pStyle w:val="BodyText"/>
-      </w:pPr>
-      <w:r>
-        <w:t xml:space="preserve">OLGA: Пришёл утром. Одна страница. Читаю: «Конкретизация терминов будет осуществлена в ходе процедуры due diligence». Всё.</w:t>
-      </w:r>
-    </w:p>
-    <w:p>
-      <w:pPr>
-        <w:pStyle w:val="BodyText"/>
-      </w:pPr>
-      <w:r>
-        <w:t xml:space="preserve">IRINA: То есть он не ответил.</w:t>
-      </w:r>
-    </w:p>
-    <w:p>
-      <w:pPr>
-        <w:pStyle w:val="BodyText"/>
-      </w:pPr>
-      <w:r>
-        <w:t xml:space="preserve">OLGA: Он ответил. Он сказал: «Сначала пустите меня внутрь. Потом скажу, что выброшу».</w:t>
-      </w:r>
-    </w:p>
-    <w:p>
-      <w:pPr>
-        <w:pStyle w:val="BodyText"/>
-      </w:pPr>
-      <w:r>
-        <w:t xml:space="preserve">ALEKSEY: Due diligence. Проверка. Он хочет увидеть всё. Договоры, людей, процедуры, переписку с Вонджу.</w:t>
-      </w:r>
-    </w:p>
-    <w:p>
-      <w:pPr>
-        <w:pStyle w:val="BodyText"/>
-      </w:pPr>
-      <w:r>
-        <w:t xml:space="preserve">OLGA: Проверка — это ещё не продажа. Но это уже открытая дверь. Ты дашь ему ключ от каждой комнаты.</w:t>
-      </w:r>
-    </w:p>
-    <w:p>
-      <w:pPr>
-        <w:pStyle w:val="BodyText"/>
-      </w:pPr>
-      <w:r>
-        <w:t xml:space="preserve">IRINA: Без проверки не будет и цены. Это стандарт. Любой покупатель так делает.</w:t>
-      </w:r>
-    </w:p>
-    <w:p>
-      <w:pPr>
-        <w:pStyle w:val="BodyText"/>
-      </w:pPr>
-      <w:r>
-        <w:t xml:space="preserve">ALEKSEY: Стандарт. Знаю. Ирина, вы после отчёта — всё ещё «за»?</w:t>
-      </w:r>
-    </w:p>
-    <w:p>
-      <w:pPr>
-        <w:pStyle w:val="BodyText"/>
-      </w:pPr>
-      <w:r>
-        <w:t xml:space="preserve">IRINA: После отчёта я — за то, чтобы продавать дороже. Если продавать. Или чтобы он оставил ночи.</w:t>
-      </w:r>
-    </w:p>
-    <w:p>
-      <w:pPr>
-        <w:pStyle w:val="BodyText"/>
-      </w:pPr>
-      <w:r>
-        <w:t xml:space="preserve">OLGA: Он не оставит. Он не умеет их строить. Он сам сказал.</w:t>
-      </w:r>
-    </w:p>
-    <w:p>
-      <w:pPr>
-        <w:pStyle w:val="BodyText"/>
-      </w:pPr>
-      <w:r>
-        <w:t xml:space="preserve">IRINA: А мы? Мы сумеем их удержать ещё пять лет? В шестидесяти регионах? Без него?</w:t>
-      </w:r>
-    </w:p>
-    <w:p>
-      <w:pPr>
-        <w:pStyle w:val="BodyText"/>
-      </w:pPr>
-      <w:r>
-        <w:t xml:space="preserve">ALEKSEY: Хороший вопрос. Его нет на доске. Запишу посередине. Между колонками.</w:t>
+        <w:t xml:space="preserve">GUSAROVA: Гусарова Тамара Ильинична, оценочная компания. Отчёт готов, в нём сорок восемь страниц, а вывод — на последней.</w:t>
+      </w:r>
+    </w:p>
+    <w:p>
+      <w:pPr>
+        <w:pStyle w:val="BodyText"/>
+      </w:pPr>
+      <w:r>
+        <w:t xml:space="preserve">IRINA: Читайте сразу последнюю страницу. Остальные я прочитаю сама ночью.</w:t>
+      </w:r>
+    </w:p>
+    <w:p>
+      <w:pPr>
+        <w:pStyle w:val="BodyText"/>
+      </w:pPr>
+      <w:r>
+        <w:t xml:space="preserve">GUSAROVA: Справедливая рыночная стоимость ста процентов долей составляет три миллиарда сто миллионов рублей, в диапазоне от двух восьмисот до трёх четырёхсот.</w:t>
+      </w:r>
+    </w:p>
+    <w:p>
+      <w:pPr>
+        <w:pStyle w:val="BodyText"/>
+      </w:pPr>
+      <w:r>
+        <w:t xml:space="preserve">IRINA: По моим трём методам выходило от двух шестисот до трёх шестисот, то есть очень близко.</w:t>
+      </w:r>
+    </w:p>
+    <w:p>
+      <w:pPr>
+        <w:pStyle w:val="BodyText"/>
+      </w:pPr>
+      <w:r>
+        <w:t xml:space="preserve">GUSAROVA: Близко, потому что вы считали честно. Я редко говорю это финансовым директорам, обычно они цифры рисуют.</w:t>
+      </w:r>
+    </w:p>
+    <w:p>
+      <w:pPr>
+        <w:pStyle w:val="BodyText"/>
+      </w:pPr>
+      <w:r>
+        <w:t xml:space="preserve">OLGA: А как же премия? Сверху девятьсот миллионов, как вы её объясняете?</w:t>
+      </w:r>
+    </w:p>
+    <w:p>
+      <w:pPr>
+        <w:pStyle w:val="BodyText"/>
+      </w:pPr>
+      <w:r>
+        <w:t xml:space="preserve">GUSAROVA: Как оценщик я её никак не объясняю, потому что это не моя работа. Но как человек, который видел сто сделок, я вижу два объяснения. Либо покупатель видит синергию, либо он видит расходы, которые потом уберёт. Обычно, если честно, и то и другое сразу.</w:t>
+      </w:r>
+    </w:p>
+    <w:p>
+      <w:pPr>
+        <w:pStyle w:val="BodyText"/>
+      </w:pPr>
+      <w:r>
+        <w:t xml:space="preserve">ALEKSEY: А какие именно расходы, по-вашему, он собирается убрать?</w:t>
+      </w:r>
+    </w:p>
+    <w:p>
+      <w:pPr>
+        <w:pStyle w:val="BodyText"/>
+      </w:pPr>
+      <w:r>
+        <w:t xml:space="preserve">GUSAROVA: Я внимательно посмотрела вашу отчётность, все статьи расходов подряд. У вас есть статьи, которых нет ни у одного дистрибьютора в моей базе: учебный центр — сорок миллионов в год, программа «После укола» — пятьдесят шесть, линия — двенадцать, а отдел качества — восемнадцать.</w:t>
+      </w:r>
+    </w:p>
+    <w:p>
+      <w:pPr>
+        <w:pStyle w:val="BodyText"/>
+      </w:pPr>
+      <w:r>
+        <w:t xml:space="preserve">IRINA: Всего сто двадцать шесть миллионов в год. Я знаю эту цифру наизусть.</w:t>
+      </w:r>
+    </w:p>
+    <w:p>
+      <w:pPr>
+        <w:pStyle w:val="BodyText"/>
+      </w:pPr>
+      <w:r>
+        <w:t xml:space="preserve">GUSAROVA: Если их убрать, прибыль вырастет с трёхсот тридцати до четырёхсот пятидесяти шести. Умножьте на девять, как в Казани, и получится четыре миллиарда. Вот вам и премия, Ирина Сергеевна. Вы её сами ему и заплатите: из своих ночных выездов, из учебного центра, из линии. Он просто отдаёт вам вперёд то, что потом сэкономит.</w:t>
+      </w:r>
+    </w:p>
+    <w:p>
+      <w:pPr>
+        <w:pStyle w:val="BodyText"/>
+      </w:pPr>
+      <w:r>
+        <w:t xml:space="preserve">OLGA: Значит, он покупает нас за наши же собственные ночи.</w:t>
+      </w:r>
+    </w:p>
+    <w:p>
+      <w:pPr>
+        <w:pStyle w:val="BodyText"/>
+      </w:pPr>
+      <w:r>
+        <w:t xml:space="preserve">GUSAROVA: Я этого не говорила, я сказала только арифметику, а выводы делайте сами. До свидания, счёт я передам Ирине Сергеевне.</w:t>
+      </w:r>
+    </w:p>
+    <w:p>
+      <w:pPr>
+        <w:pStyle w:val="BodyText"/>
+      </w:pPr>
+      <w:r>
+        <w:t xml:space="preserve">IRINA: Где документ? Где акт выполненных работ, без которого я ничего не оплачу?</w:t>
+      </w:r>
+    </w:p>
+    <w:p>
+      <w:pPr>
+        <w:pStyle w:val="BodyText"/>
+      </w:pPr>
+      <w:r>
+        <w:t xml:space="preserve">GUSAROVA: Он в папке. Вы первый финансовый директор, который спросил акт раньше, чем вывод. Удачи вам.</w:t>
+      </w:r>
+    </w:p>
+    <w:p>
+      <w:pPr>
+        <w:pStyle w:val="BodyText"/>
+      </w:pPr>
+      <w:r>
+        <w:t xml:space="preserve">IRINA: Спасибо. Просто для меня акт — это и есть главный вывод.</w:t>
+      </w:r>
+    </w:p>
+    <w:p>
+      <w:pPr>
+        <w:pStyle w:val="BodyText"/>
+      </w:pPr>
+      <w:r>
+        <w:t xml:space="preserve">ALEKSEY: Ольга, а что с ответом Волкова? Он ответил на наш письменный запрос?</w:t>
+      </w:r>
+    </w:p>
+    <w:p>
+      <w:pPr>
+        <w:pStyle w:val="BodyText"/>
+      </w:pPr>
+      <w:r>
+        <w:t xml:space="preserve">OLGA: Ответ пришёл утром, на одной странице. Читаю: «Конкретизация терминов будет осуществлена в ходе процедуры due diligence». И это всё.</w:t>
+      </w:r>
+    </w:p>
+    <w:p>
+      <w:pPr>
+        <w:pStyle w:val="BodyText"/>
+      </w:pPr>
+      <w:r>
+        <w:t xml:space="preserve">IRINA: То есть он, по сути, ничего не ответил.</w:t>
+      </w:r>
+    </w:p>
+    <w:p>
+      <w:pPr>
+        <w:pStyle w:val="BodyText"/>
+      </w:pPr>
+      <w:r>
+        <w:t xml:space="preserve">OLGA: Нет, он ответил. Он сказал: «Сначала пустите меня внутрь, а потом я скажу, что выброшу».</w:t>
+      </w:r>
+    </w:p>
+    <w:p>
+      <w:pPr>
+        <w:pStyle w:val="BodyText"/>
+      </w:pPr>
+      <w:r>
+        <w:t xml:space="preserve">ALEKSEY: Due diligence — это проверка. Он хочет увидеть всё: договоры, людей, процедуры и даже переписку с Вонджу.</w:t>
+      </w:r>
+    </w:p>
+    <w:p>
+      <w:pPr>
+        <w:pStyle w:val="BodyText"/>
+      </w:pPr>
+      <w:r>
+        <w:t xml:space="preserve">OLGA: Проверка — это ещё не продажа, но это уже открытая дверь. Ты дашь ему ключ от каждой комнаты.</w:t>
+      </w:r>
+    </w:p>
+    <w:p>
+      <w:pPr>
+        <w:pStyle w:val="BodyText"/>
+      </w:pPr>
+      <w:r>
+        <w:t xml:space="preserve">IRINA: Без проверки не будет и цены, это стандарт, и любой покупатель так делает.</w:t>
+      </w:r>
+    </w:p>
+    <w:p>
+      <w:pPr>
+        <w:pStyle w:val="BodyText"/>
+      </w:pPr>
+      <w:r>
+        <w:t xml:space="preserve">ALEKSEY: Я знаю, что это стандарт. Ирина, а вы после этого отчёта всё ещё «за»?</w:t>
+      </w:r>
+    </w:p>
+    <w:p>
+      <w:pPr>
+        <w:pStyle w:val="BodyText"/>
+      </w:pPr>
+      <w:r>
+        <w:t xml:space="preserve">IRINA: После отчёта я за то, чтобы продавать дороже, если уж продавать. Или чтобы он оставил наши ночи.</w:t>
+      </w:r>
+    </w:p>
+    <w:p>
+      <w:pPr>
+        <w:pStyle w:val="BodyText"/>
+      </w:pPr>
+      <w:r>
+        <w:t xml:space="preserve">OLGA: Он их не оставит, потому что не умеет их строить. Он сам это сказал.</w:t>
+      </w:r>
+    </w:p>
+    <w:p>
+      <w:pPr>
+        <w:pStyle w:val="BodyText"/>
+      </w:pPr>
+      <w:r>
+        <w:t xml:space="preserve">IRINA: А мы? Мы сумеем удержать эти ночи ещё пять лет, причём в шестидесяти регионах и без него?</w:t>
+      </w:r>
+    </w:p>
+    <w:p>
+      <w:pPr>
+        <w:pStyle w:val="BodyText"/>
+      </w:pPr>
+      <w:r>
+        <w:t xml:space="preserve">ALEKSEY: Хороший вопрос, и его нет на доске. Запишу его посередине, между двумя колонками.</w:t>
       </w:r>
     </w:p>
     <w:p>
@@ -2069,7 +2069,7 @@
         <w:pStyle w:val="BodyText"/>
       </w:pPr>
       <w:r>
-        <w:t xml:space="preserve">ALEKSEY: Боюсь. Да. Поэтому и пишу. Чтобы видеть.</w:t>
+        <w:t xml:space="preserve">ALEKSEY: Да, боюсь. Поэтому и пишу, чтобы этот страх было видно.</w:t>
       </w:r>
     </w:p>
     <w:bookmarkEnd w:id="23"/>
@@ -2087,15 +2087,15 @@
         <w:pStyle w:val="FirstParagraph"/>
       </w:pPr>
       <w:r>
-        <w:t xml:space="preserve">IRINA: Ольга. Можно поговорить? Без Лёши. Без доски.</w:t>
-      </w:r>
-    </w:p>
-    <w:p>
-      <w:pPr>
-        <w:pStyle w:val="BodyText"/>
-      </w:pPr>
-      <w:r>
-        <w:t xml:space="preserve">OLGA: Можно. Я никуда не тороплюсь. Дома никого. Сын в Питере.</w:t>
+        <w:t xml:space="preserve">IRINA: Ольга, можно с тобой поговорить? Только без Лёши и без доски.</w:t>
+      </w:r>
+    </w:p>
+    <w:p>
+      <w:pPr>
+        <w:pStyle w:val="BodyText"/>
+      </w:pPr>
+      <w:r>
+        <w:t xml:space="preserve">OLGA: Можно, я никуда не тороплюсь. Дома всё равно никого нет, сын в Питере.</w:t>
       </w:r>
     </w:p>
     <w:p>
@@ -2111,39 +2111,39 @@
         <w:pStyle w:val="BodyText"/>
       </w:pPr>
       <w:r>
-        <w:t xml:space="preserve">OLGA: Я смотрела так, будто ты устала. Это хуже. Предательство я умею лечить. Усталость — нет.</w:t>
-      </w:r>
-    </w:p>
-    <w:p>
-      <w:pPr>
-        <w:pStyle w:val="BodyText"/>
-      </w:pPr>
-      <w:r>
-        <w:t xml:space="preserve">IRINA: Усталость не лечится?</w:t>
-      </w:r>
-    </w:p>
-    <w:p>
-      <w:pPr>
-        <w:pStyle w:val="BodyText"/>
-      </w:pPr>
-      <w:r>
-        <w:t xml:space="preserve">OLGA: Лечится. Отпуском. Ты его восемь лет не брала.</w:t>
-      </w:r>
-    </w:p>
-    <w:p>
-      <w:pPr>
-        <w:pStyle w:val="BodyText"/>
-      </w:pPr>
-      <w:r>
-        <w:t xml:space="preserve">IRINA: Я не предаю. Я восемь лет держу эту компанию на цифрах. Каждый кризис. Банк — я. Курс — я. Зарплаты — я. Ты читаешь законы. Лёша говорит с людьми. А я ночью смотрю, хватит ли денег до пятницы. Одна. Каждый раз одна.</w:t>
-      </w:r>
-    </w:p>
-    <w:p>
-      <w:pPr>
-        <w:pStyle w:val="BodyText"/>
-      </w:pPr>
-      <w:r>
-        <w:t xml:space="preserve">OLGA: Ира. Почему ты никогда не говорила?</w:t>
+        <w:t xml:space="preserve">OLGA: Я смотрела так, будто ты устала, а это хуже. Предательство я умею лечить, а усталость не умею.</w:t>
+      </w:r>
+    </w:p>
+    <w:p>
+      <w:pPr>
+        <w:pStyle w:val="BodyText"/>
+      </w:pPr>
+      <w:r>
+        <w:t xml:space="preserve">IRINA: Ты правда думаешь, что усталость не лечится?</w:t>
+      </w:r>
+    </w:p>
+    <w:p>
+      <w:pPr>
+        <w:pStyle w:val="BodyText"/>
+      </w:pPr>
+      <w:r>
+        <w:t xml:space="preserve">OLGA: Лечится, конечно, отпуском. Только ты его не брала восемь лет.</w:t>
+      </w:r>
+    </w:p>
+    <w:p>
+      <w:pPr>
+        <w:pStyle w:val="BodyText"/>
+      </w:pPr>
+      <w:r>
+        <w:t xml:space="preserve">IRINA: Я не предаю. Я восемь лет держу эту компанию на цифрах, и так каждый кризис: банк — я, курс — я, зарплаты — тоже я. Ты читаешь законы, Лёша говорит с людьми, а я ночью смотрю, хватит ли денег до пятницы. Одна, и каждый раз одна.</w:t>
+      </w:r>
+    </w:p>
+    <w:p>
+      <w:pPr>
+        <w:pStyle w:val="BodyText"/>
+      </w:pPr>
+      <w:r>
+        <w:t xml:space="preserve">OLGA: Ира, почему ты никогда об этом не говорила?</w:t>
       </w:r>
     </w:p>
     <w:p>
@@ -2159,127 +2159,127 @@
         <w:pStyle w:val="BodyText"/>
       </w:pPr>
       <w:r>
-        <w:t xml:space="preserve">OLGA: И ты хочешь продать, чтобы больше не смотреть на остаток?</w:t>
-      </w:r>
-    </w:p>
-    <w:p>
-      <w:pPr>
-        <w:pStyle w:val="BodyText"/>
-      </w:pPr>
-      <w:r>
-        <w:t xml:space="preserve">IRINA: Хочу, чтобы хоть раз остаток был мой. Маме — клинику без очереди. Себе — отпуск. Это стыдно?</w:t>
-      </w:r>
-    </w:p>
-    <w:p>
-      <w:pPr>
-        <w:pStyle w:val="BodyText"/>
-      </w:pPr>
-      <w:r>
-        <w:t xml:space="preserve">OLGA: Нет. Не стыдно. Стыдно было бы, если бы ты это скрыла и голосовала «за» под видом валютного риска.</w:t>
-      </w:r>
-    </w:p>
-    <w:p>
-      <w:pPr>
-        <w:pStyle w:val="BodyText"/>
-      </w:pPr>
-      <w:r>
-        <w:t xml:space="preserve">IRINA: А ты? Ты «против» из-за картонки? Только честно. Как я.</w:t>
-      </w:r>
-    </w:p>
-    <w:p>
-      <w:pPr>
-        <w:pStyle w:val="BodyText"/>
-      </w:pPr>
-      <w:r>
-        <w:t xml:space="preserve">OLGA: Честно? Мне пятьдесят четыре. Двадцать лет я регистрировала чужое. Восемь — своё. Это моё последнее дело, Ира. Если мы продадим — у меня больше никогда не будет своего. Я буду консультантом. Юристом на час. Старухой с папкой.</w:t>
-      </w:r>
-    </w:p>
-    <w:p>
-      <w:pPr>
-        <w:pStyle w:val="BodyText"/>
-      </w:pPr>
-      <w:r>
-        <w:t xml:space="preserve">IRINA: Ты не старуха.</w:t>
-      </w:r>
-    </w:p>
-    <w:p>
-      <w:pPr>
-        <w:pStyle w:val="BodyText"/>
-      </w:pPr>
-      <w:r>
-        <w:t xml:space="preserve">OLGA: Буду. Через пять лет. Без «Моста» — быстрее, в два раза. Вот мой настоящий аргумент, Ира. Не картонка. Я сама. Картонку я просто люблю больше, чем себя, поэтому за неё удобно прятаться. Она красивая, старая и всегда права. А я — нет.</w:t>
-      </w:r>
-    </w:p>
-    <w:p>
-      <w:pPr>
-        <w:pStyle w:val="BodyText"/>
-      </w:pPr>
-      <w:r>
-        <w:t xml:space="preserve">IRINA: Значит, мы обе — за себя. Ты — чтобы остаться. Я — чтобы уйти.</w:t>
-      </w:r>
-    </w:p>
-    <w:p>
-      <w:pPr>
-        <w:pStyle w:val="BodyText"/>
-      </w:pPr>
-      <w:r>
-        <w:t xml:space="preserve">OLGA: Значит, обе. Хорошо, что сказали. Теперь это можно положить на доску. Рядом с Омском и валютой.</w:t>
-      </w:r>
-    </w:p>
-    <w:p>
-      <w:pPr>
-        <w:pStyle w:val="BodyText"/>
-      </w:pPr>
-      <w:r>
-        <w:t xml:space="preserve">IRINA: Лёше скажем?</w:t>
-      </w:r>
-    </w:p>
-    <w:p>
-      <w:pPr>
-        <w:pStyle w:val="BodyText"/>
-      </w:pPr>
-      <w:r>
-        <w:t xml:space="preserve">OLGA: Скажем. Завтра. Его два голоса — не про бизнес. Про двух женщин.</w:t>
-      </w:r>
-    </w:p>
-    <w:p>
-      <w:pPr>
-        <w:pStyle w:val="BodyText"/>
-      </w:pPr>
-      <w:r>
-        <w:t xml:space="preserve">IRINA: Он и так знает. Он смотрит на людей, как я на цифры.</w:t>
-      </w:r>
-    </w:p>
-    <w:p>
-      <w:pPr>
-        <w:pStyle w:val="BodyText"/>
-      </w:pPr>
-      <w:r>
-        <w:t xml:space="preserve">OLGA: Тогда пусть увидит это на доске. Написанное. Нашей рукой.</w:t>
-      </w:r>
-    </w:p>
-    <w:p>
-      <w:pPr>
-        <w:pStyle w:val="BodyText"/>
-      </w:pPr>
-      <w:r>
-        <w:t xml:space="preserve">IRINA: Где маркер?</w:t>
-      </w:r>
-    </w:p>
-    <w:p>
-      <w:pPr>
-        <w:pStyle w:val="BodyText"/>
-      </w:pPr>
-      <w:r>
-        <w:t xml:space="preserve">OLGA: Вот. Пиши первая. Ты лучше считаешь. И почерк у тебя ровнее.</w:t>
-      </w:r>
-    </w:p>
-    <w:p>
-      <w:pPr>
-        <w:pStyle w:val="BodyText"/>
-      </w:pPr>
-      <w:r>
-        <w:t xml:space="preserve">IRINA: Ровнее. Зато у тебя — честнее.</w:t>
+        <w:t xml:space="preserve">OLGA: И ты хочешь продать, чтобы больше никогда не смотреть на этот остаток?</w:t>
+      </w:r>
+    </w:p>
+    <w:p>
+      <w:pPr>
+        <w:pStyle w:val="BodyText"/>
+      </w:pPr>
+      <w:r>
+        <w:t xml:space="preserve">IRINA: Я хочу, чтобы хоть раз остаток был моим: маме — клинику без очереди, себе — отпуск. Это стыдно?</w:t>
+      </w:r>
+    </w:p>
+    <w:p>
+      <w:pPr>
+        <w:pStyle w:val="BodyText"/>
+      </w:pPr>
+      <w:r>
+        <w:t xml:space="preserve">OLGA: Нет, не стыдно. Стыдно было бы, если бы ты это скрыла и голосовала «за» под видом валютного риска.</w:t>
+      </w:r>
+    </w:p>
+    <w:p>
+      <w:pPr>
+        <w:pStyle w:val="BodyText"/>
+      </w:pPr>
+      <w:r>
+        <w:t xml:space="preserve">IRINA: А ты? Ты «против» из-за картонки? Только скажи честно, как я сейчас.</w:t>
+      </w:r>
+    </w:p>
+    <w:p>
+      <w:pPr>
+        <w:pStyle w:val="BodyText"/>
+      </w:pPr>
+      <w:r>
+        <w:t xml:space="preserve">OLGA: Честно? Мне пятьдесят четыре года. Двадцать лет я регистрировала чужое, а восемь — своё. Это моё последнее дело, Ира. Если мы продадим, у меня больше никогда не будет своего, и я стану консультантом, юристом на час, старухой с папкой.</w:t>
+      </w:r>
+    </w:p>
+    <w:p>
+      <w:pPr>
+        <w:pStyle w:val="BodyText"/>
+      </w:pPr>
+      <w:r>
+        <w:t xml:space="preserve">IRINA: Ну какая ты старуха, перестань, пожалуйста.</w:t>
+      </w:r>
+    </w:p>
+    <w:p>
+      <w:pPr>
+        <w:pStyle w:val="BodyText"/>
+      </w:pPr>
+      <w:r>
+        <w:t xml:space="preserve">OLGA: Стану через пять лет, а без «Моста» в два раза быстрее. Вот мой настоящий аргумент, Ира: не картонка, а я сама. Картонку я просто люблю больше, чем себя, поэтому за неё удобно прятаться. Она красивая, старая и всегда права, а я — нет.</w:t>
+      </w:r>
+    </w:p>
+    <w:p>
+      <w:pPr>
+        <w:pStyle w:val="BodyText"/>
+      </w:pPr>
+      <w:r>
+        <w:t xml:space="preserve">IRINA: Значит, мы обе голосуем за себя. Ты — чтобы остаться, а я — чтобы уйти.</w:t>
+      </w:r>
+    </w:p>
+    <w:p>
+      <w:pPr>
+        <w:pStyle w:val="BodyText"/>
+      </w:pPr>
+      <w:r>
+        <w:t xml:space="preserve">OLGA: Значит, обе. Хорошо, что мы это сказали, теперь это можно положить на доску рядом с Омском и валютой.</w:t>
+      </w:r>
+    </w:p>
+    <w:p>
+      <w:pPr>
+        <w:pStyle w:val="BodyText"/>
+      </w:pPr>
+      <w:r>
+        <w:t xml:space="preserve">IRINA: А Лёше мы об этом скажем?</w:t>
+      </w:r>
+    </w:p>
+    <w:p>
+      <w:pPr>
+        <w:pStyle w:val="BodyText"/>
+      </w:pPr>
+      <w:r>
+        <w:t xml:space="preserve">OLGA: Скажем завтра. Его два голоса на самом деле не про бизнес, а про двух женщин.</w:t>
+      </w:r>
+    </w:p>
+    <w:p>
+      <w:pPr>
+        <w:pStyle w:val="BodyText"/>
+      </w:pPr>
+      <w:r>
+        <w:t xml:space="preserve">IRINA: Он и так всё знает. Он смотрит на людей так же, как я смотрю на цифры.</w:t>
+      </w:r>
+    </w:p>
+    <w:p>
+      <w:pPr>
+        <w:pStyle w:val="BodyText"/>
+      </w:pPr>
+      <w:r>
+        <w:t xml:space="preserve">OLGA: Тогда пусть увидит это на доске, написанное нашей собственной рукой.</w:t>
+      </w:r>
+    </w:p>
+    <w:p>
+      <w:pPr>
+        <w:pStyle w:val="BodyText"/>
+      </w:pPr>
+      <w:r>
+        <w:t xml:space="preserve">IRINA: Хорошо. А где у нас маркер?</w:t>
+      </w:r>
+    </w:p>
+    <w:p>
+      <w:pPr>
+        <w:pStyle w:val="BodyText"/>
+      </w:pPr>
+      <w:r>
+        <w:t xml:space="preserve">OLGA: Вот он. Пиши первая, ты лучше считаешь, да и почерк у тебя ровнее.</w:t>
+      </w:r>
+    </w:p>
+    <w:p>
+      <w:pPr>
+        <w:pStyle w:val="BodyText"/>
+      </w:pPr>
+      <w:r>
+        <w:t xml:space="preserve">IRINA: Ровнее, это правда. Зато у тебя он честнее.</w:t>
       </w:r>
     </w:p>
     <w:bookmarkEnd w:id="24"/>
@@ -2297,79 +2297,79 @@
         <w:pStyle w:val="FirstParagraph"/>
       </w:pPr>
       <w:r>
-        <w:t xml:space="preserve">ALEKSEY: Что это? Вчера этого не было. Посередине. Два почерка.</w:t>
-      </w:r>
-    </w:p>
-    <w:p>
-      <w:pPr>
-        <w:pStyle w:val="BodyText"/>
-      </w:pPr>
-      <w:r>
-        <w:t xml:space="preserve">IRINA: «Ирина: устала. Хочу выйти через дверь». Это моя строчка.</w:t>
-      </w:r>
-    </w:p>
-    <w:p>
-      <w:pPr>
-        <w:pStyle w:val="BodyText"/>
-      </w:pPr>
-      <w:r>
-        <w:t xml:space="preserve">OLGA: «Ольга: боюсь. Это моё последнее своё дело». Это моя.</w:t>
-      </w:r>
-    </w:p>
-    <w:p>
-      <w:pPr>
-        <w:pStyle w:val="BodyText"/>
-      </w:pPr>
-      <w:r>
-        <w:t xml:space="preserve">ALEKSEY: Вы… вы написали это сами? На доске? Где все видят?</w:t>
-      </w:r>
-    </w:p>
-    <w:p>
-      <w:pPr>
-        <w:pStyle w:val="BodyText"/>
-      </w:pPr>
-      <w:r>
-        <w:t xml:space="preserve">IRINA: Доска в переговорной. Видим только мы трое. И Зоя, когда моет.</w:t>
-      </w:r>
-    </w:p>
-    <w:p>
-      <w:pPr>
-        <w:pStyle w:val="BodyText"/>
-      </w:pPr>
-      <w:r>
-        <w:t xml:space="preserve">OLGA: Аргументы были неполные, Лёша. Без этих двух строк — все остальные врут.</w:t>
-      </w:r>
-    </w:p>
-    <w:p>
-      <w:pPr>
-        <w:pStyle w:val="BodyText"/>
-      </w:pPr>
-      <w:r>
-        <w:t xml:space="preserve">ALEKSEY: Тогда и мне надо написать. Свою строчку. Посередине.</w:t>
-      </w:r>
-    </w:p>
-    <w:p>
-      <w:pPr>
-        <w:pStyle w:val="BodyText"/>
-      </w:pPr>
-      <w:r>
-        <w:t xml:space="preserve">IRINA: Пишите. Мы подождём.</w:t>
-      </w:r>
-    </w:p>
-    <w:p>
-      <w:pPr>
-        <w:pStyle w:val="BodyText"/>
-      </w:pPr>
-      <w:r>
-        <w:t xml:space="preserve">ALEKSEY: «Алексей: не знаю, кому станет хуже. Боюсь узнать, что — мне». Вот.</w:t>
-      </w:r>
-    </w:p>
-    <w:p>
-      <w:pPr>
-        <w:pStyle w:val="BodyText"/>
-      </w:pPr>
-      <w:r>
-        <w:t xml:space="preserve">OLGA: Честно. Криво, но честно.</w:t>
+        <w:t xml:space="preserve">ALEKSEY: Что это такое? Вчера этого не было: посередине доски два разных почерка.</w:t>
+      </w:r>
+    </w:p>
+    <w:p>
+      <w:pPr>
+        <w:pStyle w:val="BodyText"/>
+      </w:pPr>
+      <w:r>
+        <w:t xml:space="preserve">IRINA: «Ирина: устала. Хочу выйти через дверь». Это моя строчка, я написала её вчера вечером.</w:t>
+      </w:r>
+    </w:p>
+    <w:p>
+      <w:pPr>
+        <w:pStyle w:val="BodyText"/>
+      </w:pPr>
+      <w:r>
+        <w:t xml:space="preserve">OLGA: «Ольга: боюсь. Это моё последнее своё дело». А это моя.</w:t>
+      </w:r>
+    </w:p>
+    <w:p>
+      <w:pPr>
+        <w:pStyle w:val="BodyText"/>
+      </w:pPr>
+      <w:r>
+        <w:t xml:space="preserve">ALEKSEY: Вы… вы написали это сами, на доске, где все могут увидеть?</w:t>
+      </w:r>
+    </w:p>
+    <w:p>
+      <w:pPr>
+        <w:pStyle w:val="BodyText"/>
+      </w:pPr>
+      <w:r>
+        <w:t xml:space="preserve">IRINA: Доска стоит в переговорной, так что видим её только мы трое. Ну и Зоя, когда её моет.</w:t>
+      </w:r>
+    </w:p>
+    <w:p>
+      <w:pPr>
+        <w:pStyle w:val="BodyText"/>
+      </w:pPr>
+      <w:r>
+        <w:t xml:space="preserve">OLGA: Аргументы были неполные, Лёша. Без этих двух строк все остальные просто врут.</w:t>
+      </w:r>
+    </w:p>
+    <w:p>
+      <w:pPr>
+        <w:pStyle w:val="BodyText"/>
+      </w:pPr>
+      <w:r>
+        <w:t xml:space="preserve">ALEKSEY: Тогда и мне надо написать свою строчку, тоже посередине.</w:t>
+      </w:r>
+    </w:p>
+    <w:p>
+      <w:pPr>
+        <w:pStyle w:val="BodyText"/>
+      </w:pPr>
+      <w:r>
+        <w:t xml:space="preserve">IRINA: Пишите, мы подождём, сколько нужно.</w:t>
+      </w:r>
+    </w:p>
+    <w:p>
+      <w:pPr>
+        <w:pStyle w:val="BodyText"/>
+      </w:pPr>
+      <w:r>
+        <w:t xml:space="preserve">ALEKSEY: «Алексей: не знаю, кому станет хуже. Боюсь узнать, что — мне». Вот, написал.</w:t>
+      </w:r>
+    </w:p>
+    <w:p>
+      <w:pPr>
+        <w:pStyle w:val="BodyText"/>
+      </w:pPr>
+      <w:r>
+        <w:t xml:space="preserve">OLGA: Честно. Криво, конечно, но честно.</w:t>
       </w:r>
     </w:p>
     <w:p>
@@ -2385,31 +2385,31 @@
         <w:pStyle w:val="BodyText"/>
       </w:pPr>
       <w:r>
-        <w:t xml:space="preserve">OLGA: И сто — за дверью. Не забудь.</w:t>
-      </w:r>
-    </w:p>
-    <w:p>
-      <w:pPr>
-        <w:pStyle w:val="BodyText"/>
-      </w:pPr>
-      <w:r>
-        <w:t xml:space="preserve">ALEKSEY: Не забуду. Сегодня — Борис Игоревич. Он просил меня приехать. Одного.</w:t>
-      </w:r>
-    </w:p>
-    <w:p>
-      <w:pPr>
-        <w:pStyle w:val="BodyText"/>
-      </w:pPr>
-      <w:r>
-        <w:t xml:space="preserve">IRINA: Без нас?</w:t>
-      </w:r>
-    </w:p>
-    <w:p>
-      <w:pPr>
-        <w:pStyle w:val="BodyText"/>
-      </w:pPr>
-      <w:r>
-        <w:t xml:space="preserve">ALEKSEY: Без вас. Он сказал: «Хочу поговорить о своём. Не о нашем».</w:t>
+        <w:t xml:space="preserve">OLGA: И ещё сто человек за дверью, Лёша. Не забывай о них.</w:t>
+      </w:r>
+    </w:p>
+    <w:p>
+      <w:pPr>
+        <w:pStyle w:val="BodyText"/>
+      </w:pPr>
+      <w:r>
+        <w:t xml:space="preserve">ALEKSEY: Не забуду. А сегодня у меня Борис Игоревич: он просил меня приехать одного.</w:t>
+      </w:r>
+    </w:p>
+    <w:p>
+      <w:pPr>
+        <w:pStyle w:val="BodyText"/>
+      </w:pPr>
+      <w:r>
+        <w:t xml:space="preserve">IRINA: Как это без нас? Он так и сказал?</w:t>
+      </w:r>
+    </w:p>
+    <w:p>
+      <w:pPr>
+        <w:pStyle w:val="BodyText"/>
+      </w:pPr>
+      <w:r>
+        <w:t xml:space="preserve">ALEKSEY: Да, без вас. Он сказал: «Хочу поговорить о своём. Не о нашем».</w:t>
       </w:r>
     </w:p>
     <w:p>
@@ -3331,7 +3331,7 @@
         <w:t xml:space="preserve">“</w:t>
       </w:r>
       <w:r>
-        <w:t xml:space="preserve">Если их убрать — прибыль вырастет с трёхсот тридцати до четырёхсот пятидесяти шести. Умножьте на девять, как в Казани. Получится четыре миллиарда. Вот вам и премия, Ирина Сергеевна. Вы её сами ему и заплатите. Из своих ночных выездов, из учебного центра, из линии. Он просто отдаёт вам вперёд то, что потом сэкономит.</w:t>
+        <w:t xml:space="preserve">Если их убрать, прибыль вырастет с трёхсот тридцати до четырёхсот пятидесяти шести. Умножьте на девять, как в Казани, и получится четыре миллиарда. Вот вам и премия, Ирина Сергеевна. Вы её сами ему и заплатите: из своих ночных выездов, из учебного центра, из линии. Он просто отдаёт вам вперёд то, что потом сэкономит.</w:t>
       </w:r>
       <w:r>
         <w:t xml:space="preserve">”</w:t>
@@ -3411,7 +3411,7 @@
               <w:jc w:val="left"/>
             </w:pPr>
             <w:r>
-              <w:t xml:space="preserve">Если их убрать — прибыль вырастет с… до…</w:t>
+              <w:t xml:space="preserve">Если их убрать, прибыль вырастет с… до…</w:t>
             </w:r>
           </w:p>
         </w:tc>
@@ -3449,19 +3449,19 @@
               <w:jc w:val="left"/>
             </w:pPr>
             <w:r>
-              <w:t xml:space="preserve">Умножьте на девять, как в Казани.</w:t>
-            </w:r>
-          </w:p>
-        </w:tc>
-        <w:tc>
-          <w:tcPr/>
-          <w:p>
-            <w:pPr>
-              <w:pStyle w:val="Compact"/>
-              <w:jc w:val="left"/>
-            </w:pPr>
-            <w:r>
-              <w:t xml:space="preserve">명령형 + 비교 근거</w:t>
+              <w:t xml:space="preserve">Умножьте на девять, как в Казани, и получится…</w:t>
+            </w:r>
+          </w:p>
+        </w:tc>
+        <w:tc>
+          <w:tcPr/>
+          <w:p>
+            <w:pPr>
+              <w:pStyle w:val="Compact"/>
+              <w:jc w:val="left"/>
+            </w:pPr>
+            <w:r>
+              <w:t xml:space="preserve">명령형 + 비교 근거 + и 결과</w:t>
             </w:r>
           </w:p>
         </w:tc>
@@ -3537,19 +3537,19 @@
               <w:jc w:val="left"/>
             </w:pPr>
             <w:r>
-              <w:t xml:space="preserve">Вы её сами ему и заплатите.</w:t>
-            </w:r>
-          </w:p>
-        </w:tc>
-        <w:tc>
-          <w:tcPr/>
-          <w:p>
-            <w:pPr>
-              <w:pStyle w:val="Compact"/>
-              <w:jc w:val="left"/>
-            </w:pPr>
-            <w:r>
-              <w:t xml:space="preserve">сами… и — 강조</w:t>
+              <w:t xml:space="preserve">Вы её сами ему и заплатите: из…, из…, из…</w:t>
+            </w:r>
+          </w:p>
+        </w:tc>
+        <w:tc>
+          <w:tcPr/>
+          <w:p>
+            <w:pPr>
+              <w:pStyle w:val="Compact"/>
+              <w:jc w:val="left"/>
+            </w:pPr>
+            <w:r>
+              <w:t xml:space="preserve">сами… и — 강조 + 콜론 열거</w:t>
             </w:r>
           </w:p>
         </w:tc>
@@ -3611,7 +3611,7 @@
         <w:t xml:space="preserve">“</w:t>
       </w:r>
       <w:r>
-        <w:t xml:space="preserve">Если … — … вырастет с … до …. Умножьте на …. Вот вам и …. Вы … сами … и ….</w:t>
+        <w:t xml:space="preserve">Если …, … вырастет с … до …. Умножьте на …, и получится …. Вот вам и …. Вы … сами … и …: из …, из ….</w:t>
       </w:r>
       <w:r>
         <w:t xml:space="preserve">”</w:t>
@@ -3630,7 +3630,7 @@
         <w:t xml:space="preserve"> </w:t>
       </w:r>
       <w:r>
-        <w:t xml:space="preserve">если… — · вот вам и · то, что</w:t>
+        <w:t xml:space="preserve">если… · и получится(그러면 ~가 나온다) · вот вам и · то, что</w:t>
       </w:r>
       <w:r>
         <w:t xml:space="preserve"> </w:t>
@@ -3646,7 +3646,7 @@
         <w:t xml:space="preserve"> </w:t>
       </w:r>
       <w:r>
-        <w:t xml:space="preserve">상대 제안의 프리미엄이 어디서 나오는지 숫자로 풀어 설명하는 30~40단어 발화.</w:t>
+        <w:t xml:space="preserve">상대 제안의 프리미엄이 어디서 나오는지 숫자로 풀어 설명하는 35~60단어 발화.</w:t>
       </w:r>
     </w:p>
     <w:bookmarkEnd w:id="30"/>
@@ -4098,119 +4098,119 @@
         <w:pStyle w:val="FirstParagraph"/>
       </w:pPr>
       <w:r>
-        <w:t xml:space="preserve">알렉세이: 안녕하세요. 백 명. 여기 마흔, 화면에 예순. 숫자부터 말하겠습니다. 16억 루블.</w:t>
-      </w:r>
-    </w:p>
-    <w:p>
-      <w:pPr>
-        <w:pStyle w:val="BodyText"/>
-      </w:pPr>
-      <w:r>
-        <w:t xml:space="preserve">조야: 그건… 그게 대표님이 받으시는 돈이에요?</w:t>
-      </w:r>
-    </w:p>
-    <w:p>
-      <w:pPr>
-        <w:pStyle w:val="BodyText"/>
-      </w:pPr>
-      <w:r>
-        <w:t xml:space="preserve">알렉세이: 네. 회사를 팔면 제가 받는 돈이에요. 볼코프 제안에서 제 지분 몫. 전체는 40억.</w:t>
-      </w:r>
-    </w:p>
-    <w:p>
-      <w:pPr>
-        <w:pStyle w:val="BodyText"/>
-      </w:pPr>
-      <w:r>
-        <w:t xml:space="preserve">파샤: 그럼 저희는요? 저희도 뭘 받나요?</w:t>
-      </w:r>
-    </w:p>
-    <w:p>
-      <w:pPr>
-        <w:pStyle w:val="BodyText"/>
-      </w:pPr>
-      <w:r>
-        <w:t xml:space="preserve">알렉세이: 정직한 답은 — 아니요. 여러분은 지분이 없어요. 새 주인을 받게 되죠. 그래서 여러분에게 먼저 말하는 거예요.</w:t>
-      </w:r>
-    </w:p>
-    <w:p>
-      <w:pPr>
-        <w:pStyle w:val="BodyText"/>
-      </w:pPr>
-      <w:r>
-        <w:t xml:space="preserve">디마: 알렉세이 니콜라예비치, 이미 결정하셨어요?</w:t>
-      </w:r>
-    </w:p>
-    <w:p>
-      <w:pPr>
-        <w:pStyle w:val="BodyText"/>
-      </w:pPr>
-      <w:r>
-        <w:t xml:space="preserve">알렉세이: 아니요. 거래는 없어요. 제안이 있어요. 30일이 있고요. 외부 평가가 있고. 이사회가 있어요.</w:t>
-      </w:r>
-    </w:p>
-    <w:p>
-      <w:pPr>
-        <w:pStyle w:val="BodyText"/>
-      </w:pPr>
-      <w:r>
-        <w:t xml:space="preserve">코르닐로바: 센터는요? 흡연실에선 닫는다고들 하던데요.</w:t>
-      </w:r>
-    </w:p>
-    <w:p>
-      <w:pPr>
-        <w:pStyle w:val="BodyText"/>
-      </w:pPr>
-      <w:r>
-        <w:t xml:space="preserve">알렉세이: 모르겠어요, 엘레나 빅토로브나. 서류엔 「최적화」라고 쓰여 있어요. 무슨 뜻인지 서면으로 물었어요. 답이 없어요.</w:t>
-      </w:r>
-    </w:p>
-    <w:p>
-      <w:pPr>
-        <w:pStyle w:val="BodyText"/>
-      </w:pPr>
-      <w:r>
-        <w:t xml:space="preserve">리타: 품질 부서도 「최적화」예요?</w:t>
-      </w:r>
-    </w:p>
-    <w:p>
-      <w:pPr>
-        <w:pStyle w:val="BodyText"/>
-      </w:pPr>
-      <w:r>
-        <w:t xml:space="preserve">알렉세이: 그것도 몰라요. 모르는 걸 약속하진 않겠어요. 그건 5월에 배웠어요.</w:t>
-      </w:r>
-    </w:p>
-    <w:p>
-      <w:pPr>
-        <w:pStyle w:val="BodyText"/>
-      </w:pPr>
-      <w:r>
-        <w:t xml:space="preserve">파샤: 그럼 아시게 되면 — 말씀해 주실 거예요?</w:t>
-      </w:r>
-    </w:p>
-    <w:p>
-      <w:pPr>
-        <w:pStyle w:val="BodyText"/>
-      </w:pPr>
-      <w:r>
-        <w:t xml:space="preserve">알렉세이: 말할게요. 결정 전에. 결정 후가 아니라. 그건 약속해요. 그건 지킬 수 있어요.</w:t>
-      </w:r>
-    </w:p>
-    <w:p>
-      <w:pPr>
-        <w:pStyle w:val="BodyText"/>
-      </w:pPr>
-      <w:r>
-        <w:t xml:space="preserve">조야: 그럼 하나 더 여쭤도 돼요? 돈 얘기 말고요. 대표님은 팔고 싶으세요?</w:t>
-      </w:r>
-    </w:p>
-    <w:p>
-      <w:pPr>
-        <w:pStyle w:val="BodyText"/>
-      </w:pPr>
-      <w:r>
-        <w:t xml:space="preserve">알렉세이: 누가 나빠지는지 알고 싶어요. 알게 되면 — 그것도 말할게요. 일합시다, 여러분. 환자들은 볼코프를 몰라요.</w:t>
+        <w:t xml:space="preserve">알렉세이: 안녕하세요. 우리는 백 명입니다. 여기 강당에 마흔, 화면에 예순. 숫자부터 말하겠습니다: 16억 루블.</w:t>
+      </w:r>
+    </w:p>
+    <w:p>
+      <w:pPr>
+        <w:pStyle w:val="BodyText"/>
+      </w:pPr>
+      <w:r>
+        <w:t xml:space="preserve">조야: 그건… 그게 대표님이 개인적으로 받으시는 금액이에요?</w:t>
+      </w:r>
+    </w:p>
+    <w:p>
+      <w:pPr>
+        <w:pStyle w:val="BodyText"/>
+      </w:pPr>
+      <w:r>
+        <w:t xml:space="preserve">알렉세이: 네. 회사를 팔면 제가 받는 돈이에요. 볼코프 제안에서 제 지분 몫이니까요. 전체로는 40억을 제시했어요.</w:t>
+      </w:r>
+    </w:p>
+    <w:p>
+      <w:pPr>
+        <w:pStyle w:val="BodyText"/>
+      </w:pPr>
+      <w:r>
+        <w:t xml:space="preserve">파샤: 그럼 저희는요? 저희도 거기서 뭘 받나요?</w:t>
+      </w:r>
+    </w:p>
+    <w:p>
+      <w:pPr>
+        <w:pStyle w:val="BodyText"/>
+      </w:pPr>
+      <w:r>
+        <w:t xml:space="preserve">알렉세이: 정직한 답은 — 아니요. 여러분은 지분이 없으니 새 주인만 받게 되죠. 바로 그래서 여러분에게 먼저 말하는 거예요.</w:t>
+      </w:r>
+    </w:p>
+    <w:p>
+      <w:pPr>
+        <w:pStyle w:val="BodyText"/>
+      </w:pPr>
+      <w:r>
+        <w:t xml:space="preserve">디마: 알렉세이 니콜라예비치, 솔직히 말씀해 주세요. 이미 다 결정하셨어요?</w:t>
+      </w:r>
+    </w:p>
+    <w:p>
+      <w:pPr>
+        <w:pStyle w:val="BodyText"/>
+      </w:pPr>
+      <w:r>
+        <w:t xml:space="preserve">알렉세이: 아니요. 거래는 없고 제안만 있어요. 답할 기한 30일이 있고, 외부 평가가 있고, 이사회가 있어요.</w:t>
+      </w:r>
+    </w:p>
+    <w:p>
+      <w:pPr>
+        <w:pStyle w:val="BodyText"/>
+      </w:pPr>
+      <w:r>
+        <w:t xml:space="preserve">코르닐로바: 센터는 어떻게 되나요? 흡연실에선 제일 먼저 닫는다고들 하던데요.</w:t>
+      </w:r>
+    </w:p>
+    <w:p>
+      <w:pPr>
+        <w:pStyle w:val="BodyText"/>
+      </w:pPr>
+      <w:r>
+        <w:t xml:space="preserve">알렉세이: 모르겠어요, 엘레나 빅토로브나. 서류엔 「최적화」라고 쓰여 있어서 무슨 뜻인지 서면으로 물었는데, 아직 답이 없어요.</w:t>
+      </w:r>
+    </w:p>
+    <w:p>
+      <w:pPr>
+        <w:pStyle w:val="BodyText"/>
+      </w:pPr>
+      <w:r>
+        <w:t xml:space="preserve">리타: 품질 부서도 그 「최적화」에 들어가나요?</w:t>
+      </w:r>
+    </w:p>
+    <w:p>
+      <w:pPr>
+        <w:pStyle w:val="BodyText"/>
+      </w:pPr>
+      <w:r>
+        <w:t xml:space="preserve">알렉세이: 그것도 몰라요. 모르는 걸 약속하진 않겠어요. 그건 5월에 확실히 배웠으니까요.</w:t>
+      </w:r>
+    </w:p>
+    <w:p>
+      <w:pPr>
+        <w:pStyle w:val="BodyText"/>
+      </w:pPr>
+      <w:r>
+        <w:t xml:space="preserve">파샤: 그럼 아시게 되면 저희한테 말씀해 주실 거예요?</w:t>
+      </w:r>
+    </w:p>
+    <w:p>
+      <w:pPr>
+        <w:pStyle w:val="BodyText"/>
+      </w:pPr>
+      <w:r>
+        <w:t xml:space="preserve">알렉세이: 말할게요. 결정 전에. 결정 후가 아니라. 그건 약속해요, 그 약속은 확실히 지킬 수 있으니까요.</w:t>
+      </w:r>
+    </w:p>
+    <w:p>
+      <w:pPr>
+        <w:pStyle w:val="BodyText"/>
+      </w:pPr>
+      <w:r>
+        <w:t xml:space="preserve">조야: 그럼 하나 더, 이번엔 돈 얘기 말고 여쭤도 돼요? 대표님은 회사를 팔고 싶으세요?</w:t>
+      </w:r>
+    </w:p>
+    <w:p>
+      <w:pPr>
+        <w:pStyle w:val="BodyText"/>
+      </w:pPr>
+      <w:r>
+        <w:t xml:space="preserve">알렉세이: 누가 나빠지는지 알고 싶어요. 알게 되면 그것도 말할게요. 지금은 일합시다, 여러분. 환자들은 볼코프에 대해 아무것도 몰라요.</w:t>
       </w:r>
     </w:p>
     <w:bookmarkEnd w:id="33"/>
@@ -4228,63 +4228,63 @@
         <w:pStyle w:val="FirstParagraph"/>
       </w:pPr>
       <w:r>
-        <w:t xml:space="preserve">올가: 칠판. 두 칸. 이건 또 뭐야?</w:t>
-      </w:r>
-    </w:p>
-    <w:p>
-      <w:pPr>
-        <w:pStyle w:val="BodyText"/>
-      </w:pPr>
-      <w:r>
-        <w:t xml:space="preserve">알렉세이: 「찬성」과 「반대」. 각자 가장 강한 논거를 써. 자기 것 말고. 가장 강한 것.</w:t>
-      </w:r>
-    </w:p>
-    <w:p>
-      <w:pPr>
-        <w:pStyle w:val="BodyText"/>
-      </w:pPr>
-      <w:r>
-        <w:t xml:space="preserve">올가: 게임? 나 쉰넷이야. 게임 안 해.</w:t>
-      </w:r>
-    </w:p>
-    <w:p>
-      <w:pPr>
-        <w:pStyle w:val="BodyText"/>
-      </w:pPr>
-      <w:r>
-        <w:t xml:space="preserve">알렉세이: 게임 아니야. 방법이야. 니나 아르카디예브나가 제안하셨어. 화학자들은 가설을 이렇게 검증해: 그걸 반박하는 걸 찾아.</w:t>
-      </w:r>
-    </w:p>
-    <w:p>
-      <w:pPr>
-        <w:pStyle w:val="BodyText"/>
-      </w:pPr>
-      <w:r>
-        <w:t xml:space="preserve">이리나: 좋아요. 제가 시작할게요. 그리고 미리 말해 두는데: 저는 「찬성」 칸에 써요. 그리고 이건 제 논거예요. 남의 게 아니라.</w:t>
-      </w:r>
-    </w:p>
-    <w:p>
-      <w:pPr>
-        <w:pStyle w:val="BodyText"/>
-      </w:pPr>
-      <w:r>
-        <w:t xml:space="preserve">올가: 네 거라고? 이라, 진심이야?</w:t>
-      </w:r>
-    </w:p>
-    <w:p>
-      <w:pPr>
-        <w:pStyle w:val="BodyText"/>
-      </w:pPr>
-      <w:r>
-        <w:t xml:space="preserve">이리나: 완전히. 첫째. 우리는 공급사 하나에 의존해. 「세진」이 — 물량의 92퍼센트. 원주에 화재 한 번, 윤 대표 다음에 새 대표 한 명 — 그럼 우린 아무것도 없어. 물건도, 회사도. 볼코프는 — 지역 예순 곳에 공급사 다섯. 그 사람은 화재 한 번에 죽지 않아.</w:t>
-      </w:r>
-    </w:p>
-    <w:p>
-      <w:pPr>
-        <w:pStyle w:val="BodyText"/>
-      </w:pPr>
-      <w:r>
-        <w:t xml:space="preserve">올가: 윤 대표님은 내일 돌아가시지 않아.</w:t>
+        <w:t xml:space="preserve">올가: 칠판에 두 칸이라. 이건 또 뭐야, 료샤?</w:t>
+      </w:r>
+    </w:p>
+    <w:p>
+      <w:pPr>
+        <w:pStyle w:val="BodyText"/>
+      </w:pPr>
+      <w:r>
+        <w:t xml:space="preserve">알렉세이: 「찬성」과 「반대」. 각자 가장 강한 논거를 써. 자기 것 말고, 마음에 안 들더라도 정말 가장 강한 걸로.</w:t>
+      </w:r>
+    </w:p>
+    <w:p>
+      <w:pPr>
+        <w:pStyle w:val="BodyText"/>
+      </w:pPr>
+      <w:r>
+        <w:t xml:space="preserve">올가: 게임 같은 거야? 나 쉰넷이야, 게임은 안 해.</w:t>
+      </w:r>
+    </w:p>
+    <w:p>
+      <w:pPr>
+        <w:pStyle w:val="BodyText"/>
+      </w:pPr>
+      <w:r>
+        <w:t xml:space="preserve">알렉세이: 게임이 아니라 방법이야. 니나 아르카디예브나가 제안하셨어. 화학자들은 가설을 이렇게 검증해: 그걸 반박하는 걸 찾지.</w:t>
+      </w:r>
+    </w:p>
+    <w:p>
+      <w:pPr>
+        <w:pStyle w:val="BodyText"/>
+      </w:pPr>
+      <w:r>
+        <w:t xml:space="preserve">이리나: 좋아요, 제가 시작할게요. 그런데 미리 말해 두는데, 저는 「찬성」 칸에 쓰고, 이건 남의 게 아니라 제 논거예요.</w:t>
+      </w:r>
+    </w:p>
+    <w:p>
+      <w:pPr>
+        <w:pStyle w:val="BodyText"/>
+      </w:pPr>
+      <w:r>
+        <w:t xml:space="preserve">올가: 네 거라고? 이라, 진심으로 하는 말이야?</w:t>
+      </w:r>
+    </w:p>
+    <w:p>
+      <w:pPr>
+        <w:pStyle w:val="BodyText"/>
+      </w:pPr>
+      <w:r>
+        <w:t xml:space="preserve">이리나: 완전히 진심이야. 첫째: 우리는 공급사 하나에 의존해, 「세진」이 물량의 92퍼센트니까. 원주에 화재 한 번, 윤 대표 다음에 새 대표 한 명이면 우린 물건도 회사도 없어. 볼코프는 지역 예순 곳에 공급사 다섯이라, 화재 한 번에 죽지 않아.</w:t>
+      </w:r>
+    </w:p>
+    <w:p>
+      <w:pPr>
+        <w:pStyle w:val="BodyText"/>
+      </w:pPr>
+      <w:r>
+        <w:t xml:space="preserve">올가: 윤 대표님이 설마 내일 돌아가시겠어, 극단적으로 가지 말자.</w:t>
       </w:r>
     </w:p>
     <w:p>
@@ -4300,207 +4300,207 @@
         <w:pStyle w:val="BodyText"/>
       </w:pPr>
       <w:r>
-        <w:t xml:space="preserve">알렉세이: 받아들일게요. 강하네요. 다음은?</w:t>
-      </w:r>
-    </w:p>
-    <w:p>
-      <w:pPr>
-        <w:pStyle w:val="BodyText"/>
-      </w:pPr>
-      <w:r>
-        <w:t xml:space="preserve">이리나: 둘째. 우리는 한 사람에게 의존해요. 당신에게요, 알렉세이. 6월에 병원에서 나흘 밤을 새우셨죠. 회사는 돌아갔어요. 그래도 전화하셨고, 새벽 3시 40분에 메일을 읽으셨어요. 당신이 직접 아프면요? 일주일이 아니라. 1년.</w:t>
-      </w:r>
-    </w:p>
-    <w:p>
-      <w:pPr>
-        <w:pStyle w:val="BodyText"/>
-      </w:pPr>
-      <w:r>
-        <w:t xml:space="preserve">올가: 이라, 그건 불공평해. 할머니 장례 치른 지 얼마 안 됐잖아.</w:t>
-      </w:r>
-    </w:p>
-    <w:p>
-      <w:pPr>
-        <w:pStyle w:val="BodyText"/>
-      </w:pPr>
-      <w:r>
-        <w:t xml:space="preserve">이리나: 공평해. 그래서 말하는 거야. 나도 장례식에 있었어. 어떤 모습으로 돌아왔는지 봤어.</w:t>
-      </w:r>
-    </w:p>
-    <w:p>
-      <w:pPr>
-        <w:pStyle w:val="BodyText"/>
-      </w:pPr>
-      <w:r>
-        <w:t xml:space="preserve">알렉세이: 올랴, 말하게 둬. 이게 필요한 거야. 이리나, 셋째는요?</w:t>
-      </w:r>
-    </w:p>
-    <w:p>
-      <w:pPr>
-        <w:pStyle w:val="BodyText"/>
-      </w:pPr>
-      <w:r>
-        <w:t xml:space="preserve">이리나: 셋째. 환율. 위기마다 우린 창문으로 빠져나왔어요. 은행, 115 환율 구간, 급여 동결. 살아남았죠. 하지만 매번 — 마지막 돈으로. 85명 중 83명 서명. 다음 위기는 마지막일 수 있어요. 그런데 볼코프는 — 3년 치 쿠션이 있어요.</w:t>
-      </w:r>
-    </w:p>
-    <w:p>
-      <w:pPr>
-        <w:pStyle w:val="BodyText"/>
-      </w:pPr>
-      <w:r>
-        <w:t xml:space="preserve">올가: 쿠션은 — 볼코프 거야. 우리 거 아니고. 팔고 나면 그 사람 거지, 우리 거 아니야.</w:t>
-      </w:r>
-    </w:p>
-    <w:p>
-      <w:pPr>
-        <w:pStyle w:val="BodyText"/>
-      </w:pPr>
-      <w:r>
-        <w:t xml:space="preserve">이리나: 넷째. 옴스크. 볼코프가 창고에서 한 말은 사실이었어요. 옴스크 의사는 「라도가」를 원하는데 회색을 사요. 우리가 천천히 크는 매달, 어딘가에서 회색이 주사돼요. 그것도 해악이에요. 조용한. 우리가 거기 없으니까 안 보일 뿐이에요.</w:t>
-      </w:r>
-    </w:p>
-    <w:p>
-      <w:pPr>
-        <w:pStyle w:val="BodyText"/>
-      </w:pPr>
-      <w:r>
-        <w:t xml:space="preserve">알렉세이: 조용한 해악. 가장 강한 논거네요. 할머니의 질문에 맞서 — 할머니의 질문으로.</w:t>
-      </w:r>
-    </w:p>
-    <w:p>
-      <w:pPr>
-        <w:pStyle w:val="BodyText"/>
-      </w:pPr>
-      <w:r>
-        <w:t xml:space="preserve">이리나: 그래서 쓴 거예요. 다섯째 — 개인적인 거예요. 괜찮아요?</w:t>
-      </w:r>
-    </w:p>
-    <w:p>
-      <w:pPr>
-        <w:pStyle w:val="BodyText"/>
-      </w:pPr>
-      <w:r>
-        <w:t xml:space="preserve">알렉세이: 괜찮아요. 다 괜찮아요.</w:t>
-      </w:r>
-    </w:p>
-    <w:p>
-      <w:pPr>
-        <w:pStyle w:val="BodyText"/>
-      </w:pPr>
-      <w:r>
-        <w:t xml:space="preserve">이리나: 8억. 저는 서른여덟이에요. 8년 동안 일주일 넘게 휴가를 간 적이 없어요. 엄마가 아프세요. 한 번이라도 위기에서 창문 말고 문으로 나가고 싶어요. 차분하게. 제 돈으로.</w:t>
-      </w:r>
-    </w:p>
-    <w:p>
-      <w:pPr>
-        <w:pStyle w:val="BodyText"/>
-      </w:pPr>
-      <w:r>
-        <w:t xml:space="preserve">올가: 그건 논거가 아니야. 피로지.</w:t>
-      </w:r>
-    </w:p>
-    <w:p>
-      <w:pPr>
-        <w:pStyle w:val="BodyText"/>
-      </w:pPr>
-      <w:r>
-        <w:t xml:space="preserve">이리나: 피로도 논거야. 베라 파블로브나가 그분께 그러셨잖아: 「몸조심해」. 그건 그분한테만 해당돼?</w:t>
-      </w:r>
-    </w:p>
-    <w:p>
-      <w:pPr>
-        <w:pStyle w:val="BodyText"/>
-      </w:pPr>
-      <w:r>
-        <w:t xml:space="preserve">올가: 좋아. 내 차례. 「반대」 칸. 나도 내 거야. 남의 거 아니고.</w:t>
-      </w:r>
-    </w:p>
-    <w:p>
-      <w:pPr>
-        <w:pStyle w:val="BodyText"/>
-      </w:pPr>
-      <w:r>
-        <w:t xml:space="preserve">알렉세이: 듣고 있어.</w:t>
-      </w:r>
-    </w:p>
-    <w:p>
-      <w:pPr>
-        <w:pStyle w:val="BodyText"/>
-      </w:pPr>
-      <w:r>
-        <w:t xml:space="preserve">올가: 첫째. 「라도가」 등록증은 — 「모스트」 명의야. 보유자는 — 우리. 「모스트」를 팔면 — 등록증이 책임과 함께 볼코프한테 가. 「한국에서 만들고. 러시아에서 책임진다」. 누가 책임지지? 「그런 밤엔 0명」이라는 사람이?</w:t>
-      </w:r>
-    </w:p>
-    <w:p>
-      <w:pPr>
-        <w:pStyle w:val="BodyText"/>
-      </w:pPr>
-      <w:r>
-        <w:t xml:space="preserve">이리나: 리시치나를 고용하겠지. 직접 그랬잖아: 최고의 창고, 최고의 일지.</w:t>
-      </w:r>
-    </w:p>
-    <w:p>
-      <w:pPr>
-        <w:pStyle w:val="BodyText"/>
-      </w:pPr>
-      <w:r>
-        <w:t xml:space="preserve">올가: 리시치나는 12월에 로트를 멈추는 첫 분기까지만 남겨 두겠지. 그걸 네 번 봤어. 등록 일 20년. 처음엔 — 「핵심 인력 유지」. 1년 뒤 — 「최적화」. 2년 뒤 — 로고랑 등록증 번호만 남아.</w:t>
-      </w:r>
-    </w:p>
-    <w:p>
-      <w:pPr>
-        <w:pStyle w:val="BodyText"/>
-      </w:pPr>
-      <w:r>
-        <w:t xml:space="preserve">알렉세이: 네 번. 한 번도 얘기 안 했잖아.</w:t>
-      </w:r>
-    </w:p>
-    <w:p>
-      <w:pPr>
-        <w:pStyle w:val="BodyText"/>
-      </w:pPr>
-      <w:r>
-        <w:t xml:space="preserve">올가: 안 물어봤잖아. 둘째. 브랜드. 「브랜드 포트폴리오 통합」. 상자엔 — 베라 파블로브나의 글씨. 「Не навреди」. 1년 뒤면 그게 상담선도, 프로그램도, 코르닐로바도 없는 상자 위에 있을 거야. 글씨가 광고가 되는 거지. 브랜드를 닫는 것보다 나빠. 그분 손으로 하는 — 거짓말이야.</w:t>
-      </w:r>
-    </w:p>
-    <w:p>
-      <w:pPr>
-        <w:pStyle w:val="BodyText"/>
-      </w:pPr>
-      <w:r>
-        <w:t xml:space="preserve">이리나: 그건 강하네. 인정해.</w:t>
-      </w:r>
-    </w:p>
-    <w:p>
-      <w:pPr>
-        <w:pStyle w:val="BodyText"/>
-      </w:pPr>
-      <w:r>
-        <w:t xml:space="preserve">올가: 셋째 — 너에 대한 거야, 료샤. 경업 금지 — 5년. 넌 마흔하나. 마흔여섯에 다시 시작할 수 있어. 팀도 없이, 「세진」도 없이, 판지도 없이. 판지는 그 사람이 가져가겠지. 부속서 7에선 아마 판지도 「핵심 인력」일 거야.</w:t>
-      </w:r>
-    </w:p>
-    <w:p>
-      <w:pPr>
-        <w:pStyle w:val="BodyText"/>
-      </w:pPr>
-      <w:r>
-        <w:t xml:space="preserve">알렉세이: 마흔여섯에. 판지 없이.</w:t>
-      </w:r>
-    </w:p>
-    <w:p>
-      <w:pPr>
-        <w:pStyle w:val="BodyText"/>
-      </w:pPr>
-      <w:r>
-        <w:t xml:space="preserve">이리나: 판지는 그 사람이 못 가져가요. 아무도 안 뗀다. 8항.</w:t>
-      </w:r>
-    </w:p>
-    <w:p>
-      <w:pPr>
-        <w:pStyle w:val="BodyText"/>
-      </w:pPr>
-      <w:r>
-        <w:t xml:space="preserve">올가: 8항은 — 우리 계약서에 있어. 그 사람 계약서엔 없고.</w:t>
+        <w:t xml:space="preserve">알렉세이: 받아들일게요, 강한 논거예요. 다음은요?</w:t>
+      </w:r>
+    </w:p>
+    <w:p>
+      <w:pPr>
+        <w:pStyle w:val="BodyText"/>
+      </w:pPr>
+      <w:r>
+        <w:t xml:space="preserve">이리나: 둘째: 우리는 한 사람, 당신에게 의존해요, 알렉세이. 6월에 병원에서 나흘 밤을 새우셨죠. 회사는 돌아갔지만, 그래도 전화하셨고 새벽 3시 40분에 메일을 읽으셨어요. 당신이 직접 아프면요? 일주일이 아니라 1년 동안이요.</w:t>
+      </w:r>
+    </w:p>
+    <w:p>
+      <w:pPr>
+        <w:pStyle w:val="BodyText"/>
+      </w:pPr>
+      <w:r>
+        <w:t xml:space="preserve">올가: 이라, 그건 불공평해. 할머니 장례 치른 지 얼마 안 됐는데 그런 말을 해.</w:t>
+      </w:r>
+    </w:p>
+    <w:p>
+      <w:pPr>
+        <w:pStyle w:val="BodyText"/>
+      </w:pPr>
+      <w:r>
+        <w:t xml:space="preserve">이리나: 공평해, 그래서 말하는 거야. 나도 장례식에 있었고, 거기서 어떤 모습으로 돌아왔는지 봤어.</w:t>
+      </w:r>
+    </w:p>
+    <w:p>
+      <w:pPr>
+        <w:pStyle w:val="BodyText"/>
+      </w:pPr>
+      <w:r>
+        <w:t xml:space="preserve">알렉세이: 올랴, 말하게 둬. 우리한테 필요한 게 바로 이거야. 이리나, 셋째 논거는요?</w:t>
+      </w:r>
+    </w:p>
+    <w:p>
+      <w:pPr>
+        <w:pStyle w:val="BodyText"/>
+      </w:pPr>
+      <w:r>
+        <w:t xml:space="preserve">이리나: 셋째는 환율이에요. 위기마다 우린 창문으로 빠져나왔어요: 은행, 115 환율 구간, 급여 동결. 살아남았지만 매번 마지막 돈으로였고, 85명 중 83명 서명은 아직도 기억해요. 다음 위기는 마지막이 될 수 있는데, 볼코프는 3년 치 쿠션이 있어요.</w:t>
+      </w:r>
+    </w:p>
+    <w:p>
+      <w:pPr>
+        <w:pStyle w:val="BodyText"/>
+      </w:pPr>
+      <w:r>
+        <w:t xml:space="preserve">올가: 쿠션은 볼코프 거지, 우리 거 아니야. 팔고 나서도 그대로 그 사람 거고, 우리 건 아니야.</w:t>
+      </w:r>
+    </w:p>
+    <w:p>
+      <w:pPr>
+        <w:pStyle w:val="BodyText"/>
+      </w:pPr>
+      <w:r>
+        <w:t xml:space="preserve">이리나: 넷째는 옴스크예요. 볼코프가 창고에서 한 말은 사실이었어요: 옴스크 의사는 「라도가」를 원하는데 회색을 사요. 우리가 천천히 크는 매달, 어딘가에서 회색이 주사되고, 그것도 해악이에요, 조용한 해악. 우리가 거기 아예 없으니까 안 보일 뿐이에요.</w:t>
+      </w:r>
+    </w:p>
+    <w:p>
+      <w:pPr>
+        <w:pStyle w:val="BodyText"/>
+      </w:pPr>
+      <w:r>
+        <w:t xml:space="preserve">알렉세이: 조용한 해악. 가장 강한 논거네요, 할머니의 질문을 할머니의 질문으로 치니까요.</w:t>
+      </w:r>
+    </w:p>
+    <w:p>
+      <w:pPr>
+        <w:pStyle w:val="BodyText"/>
+      </w:pPr>
+      <w:r>
+        <w:t xml:space="preserve">이리나: 그래서 쓴 거예요. 다섯째는 개인적인 건데, 그것도 말해도 될까요?</w:t>
+      </w:r>
+    </w:p>
+    <w:p>
+      <w:pPr>
+        <w:pStyle w:val="BodyText"/>
+      </w:pPr>
+      <w:r>
+        <w:t xml:space="preserve">알렉세이: 괜찮아요, 오늘은 중요하다고 생각하는 건 뭐든 말해도 돼요.</w:t>
+      </w:r>
+    </w:p>
+    <w:p>
+      <w:pPr>
+        <w:pStyle w:val="BodyText"/>
+      </w:pPr>
+      <w:r>
+        <w:t xml:space="preserve">이리나: 8억. 저는 서른여덟이고, 8년 동안 일주일 넘게 휴가를 간 적이 없어요. 엄마는 아프시고요. 한 번이라도 위기에서 창문 말고 문으로 나가고 싶어요: 차분하게, 제 돈으로, 금요일까지 돈이 버틸지 밤새 계산하지 않고.</w:t>
+      </w:r>
+    </w:p>
+    <w:p>
+      <w:pPr>
+        <w:pStyle w:val="BodyText"/>
+      </w:pPr>
+      <w:r>
+        <w:t xml:space="preserve">올가: 이라, 그건 논거가 아니라 그냥 피로야. 너도 알잖아.</w:t>
+      </w:r>
+    </w:p>
+    <w:p>
+      <w:pPr>
+        <w:pStyle w:val="BodyText"/>
+      </w:pPr>
+      <w:r>
+        <w:t xml:space="preserve">이리나: 피로도 논거야. 베라 파블로브나가 그분께 그러셨잖아: 「몸조심해」. 그게 정말 그분 한 사람한테만 해당돼?</w:t>
+      </w:r>
+    </w:p>
+    <w:p>
+      <w:pPr>
+        <w:pStyle w:val="BodyText"/>
+      </w:pPr>
+      <w:r>
+        <w:t xml:space="preserve">올가: 좋아, 이제 내 차례. 난 「반대」 칸에 쓰고, 논거도 남의 게 아니라 내 거야.</w:t>
+      </w:r>
+    </w:p>
+    <w:p>
+      <w:pPr>
+        <w:pStyle w:val="BodyText"/>
+      </w:pPr>
+      <w:r>
+        <w:t xml:space="preserve">알렉세이: 잘 듣고 있어, 올랴. 시작해.</w:t>
+      </w:r>
+    </w:p>
+    <w:p>
+      <w:pPr>
+        <w:pStyle w:val="BodyText"/>
+      </w:pPr>
+      <w:r>
+        <w:t xml:space="preserve">올가: 첫째: 「라도가」 등록증은 「모스트」 명의고, 보유자는 우리야. 「모스트」를 팔면 등록증이 책임과 함께 볼코프한테 가. 「한국에서 만들고. 러시아에서 책임진다」. 그럼 누가 책임지지? 「그런 밤엔 0명」이라는 사람이?</w:t>
+      </w:r>
+    </w:p>
+    <w:p>
+      <w:pPr>
+        <w:pStyle w:val="BodyText"/>
+      </w:pPr>
+      <w:r>
+        <w:t xml:space="preserve">이리나: 리시치나를 고용하겠지. 최고의 창고, 최고의 일지라고 본인이 그랬잖아.</w:t>
+      </w:r>
+    </w:p>
+    <w:p>
+      <w:pPr>
+        <w:pStyle w:val="BodyText"/>
+      </w:pPr>
+      <w:r>
+        <w:t xml:space="preserve">올가: 리시치나는 12월에 로트를 멈추는 첫 분기까지만 남겨 두겠지. 등록 일 20년 동안 그걸 네 번 봤어. 처음엔 「핵심 인력 유지」라고 쓰고, 1년 뒤엔 「최적화」가 시작되고, 2년 뒤엔 로고랑 등록증 번호만 남아.</w:t>
+      </w:r>
+    </w:p>
+    <w:p>
+      <w:pPr>
+        <w:pStyle w:val="BodyText"/>
+      </w:pPr>
+      <w:r>
+        <w:t xml:space="preserve">알렉세이: 네 번이나? 한 번도 그 얘기 안 했잖아.</w:t>
+      </w:r>
+    </w:p>
+    <w:p>
+      <w:pPr>
+        <w:pStyle w:val="BodyText"/>
+      </w:pPr>
+      <w:r>
+        <w:t xml:space="preserve">올가: 네가 안 물어봤잖아. 둘째는 브랜드, 그러니까 「브랜드 포트폴리오 통합」. 상자엔 베라 파블로브나의 글씨가 있어: 「Не навреди」. 1년 뒤면 그 말이 상담선도, 프로그램도, 코르닐로바도 없는 상자 위에 있을 거고, 글씨는 그냥 광고가 돼. 브랜드를 닫는 것보다 나빠, 그분 손으로 하는 거짓말이니까.</w:t>
+      </w:r>
+    </w:p>
+    <w:p>
+      <w:pPr>
+        <w:pStyle w:val="BodyText"/>
+      </w:pPr>
+      <w:r>
+        <w:t xml:space="preserve">이리나: 그건 강하네. 인정하기 싫지만 인정해.</w:t>
+      </w:r>
+    </w:p>
+    <w:p>
+      <w:pPr>
+        <w:pStyle w:val="BodyText"/>
+      </w:pPr>
+      <w:r>
+        <w:t xml:space="preserve">올가: 셋째는 너에 대한 거야, 료샤. 경업 금지가 5년이고 넌 마흔하나니까, 마흔여섯에 다시 시작할 수 있어. 하지만 팀도, 「세진」도, 판지도 없이. 판지는 그 사람이 가져가겠지. 부속서 7에선 아마 판지도 「핵심 인력」으로 잡혀 있을 거야.</w:t>
+      </w:r>
+    </w:p>
+    <w:p>
+      <w:pPr>
+        <w:pStyle w:val="BodyText"/>
+      </w:pPr>
+      <w:r>
+        <w:t xml:space="preserve">알렉세이: 마흔여섯에, 판지 없이. 듣기만 해도 우울하네.</w:t>
+      </w:r>
+    </w:p>
+    <w:p>
+      <w:pPr>
+        <w:pStyle w:val="BodyText"/>
+      </w:pPr>
+      <w:r>
+        <w:t xml:space="preserve">이리나: 판지는 그 사람이 못 가져가요. 아무도 안 뗀다, 8항이에요.</w:t>
+      </w:r>
+    </w:p>
+    <w:p>
+      <w:pPr>
+        <w:pStyle w:val="BodyText"/>
+      </w:pPr>
+      <w:r>
+        <w:t xml:space="preserve">올가: 8항은 우리 계약서에 있는 거야, 이라. 그 사람 계약서엔 없고.</w:t>
       </w:r>
     </w:p>
     <w:bookmarkEnd w:id="34"/>
@@ -4518,223 +4518,223 @@
         <w:pStyle w:val="FirstParagraph"/>
       </w:pPr>
       <w:r>
-        <w:t xml:space="preserve">구사로바: 구사로바 타마라 일리니치나. 평가 회사입니다. 보고서 완성됐어요. 48쪽. 결론은 — 마지막 쪽에.</w:t>
-      </w:r>
-    </w:p>
-    <w:p>
-      <w:pPr>
-        <w:pStyle w:val="BodyText"/>
-      </w:pPr>
-      <w:r>
-        <w:t xml:space="preserve">이리나: 마지막 쪽을 읽어 주세요. 나머지는 밤에 읽을게요.</w:t>
-      </w:r>
-    </w:p>
-    <w:p>
-      <w:pPr>
-        <w:pStyle w:val="BodyText"/>
-      </w:pPr>
-      <w:r>
-        <w:t xml:space="preserve">구사로바: 지분 100퍼센트의 공정 시장 가치 — 31억 루블. 범위 — 28억에서 34억.</w:t>
-      </w:r>
-    </w:p>
-    <w:p>
-      <w:pPr>
-        <w:pStyle w:val="BodyText"/>
-      </w:pPr>
-      <w:r>
-        <w:t xml:space="preserve">이리나: 제 세 가지 방법은 — 26억에서 36억. 비슷하네요.</w:t>
-      </w:r>
-    </w:p>
-    <w:p>
-      <w:pPr>
-        <w:pStyle w:val="BodyText"/>
-      </w:pPr>
-      <w:r>
-        <w:t xml:space="preserve">구사로바: 비슷해요. 정직하게 계산하셨어요. 재무 이사들한테 이 말 잘 안 해요. 보통은 그려 오거든요.</w:t>
-      </w:r>
-    </w:p>
-    <w:p>
-      <w:pPr>
-        <w:pStyle w:val="BodyText"/>
-      </w:pPr>
-      <w:r>
-        <w:t xml:space="preserve">올가: 그럼 프리미엄은요? 9억이 더 얹혔어요. 어떻게 설명하세요?</w:t>
-      </w:r>
-    </w:p>
-    <w:p>
-      <w:pPr>
-        <w:pStyle w:val="BodyText"/>
-      </w:pPr>
-      <w:r>
-        <w:t xml:space="preserve">구사로바: 평가인으로서는 — 설명 안 해요. 제 일이 아니에요. 거래를 백 건 본 사람으로서는 — 두 가지로요. 매수인이 시너지를 보거나. 아니면 없앨 비용을 보거나. 보통은 — 둘 다요.</w:t>
-      </w:r>
-    </w:p>
-    <w:p>
-      <w:pPr>
-        <w:pStyle w:val="BodyText"/>
-      </w:pPr>
-      <w:r>
-        <w:t xml:space="preserve">알렉세이: 어떤 비용이라고 보세요?</w:t>
-      </w:r>
-    </w:p>
-    <w:p>
-      <w:pPr>
-        <w:pStyle w:val="BodyText"/>
-      </w:pPr>
-      <w:r>
-        <w:t xml:space="preserve">구사로바: 재무제표를 봤어요. 여기엔 제 데이터베이스의 어떤 유통사에도 없는 항목이 있어요. 교육 센터 — 연 4천만. 「주사 이후」 프로그램 — 5,600만. 상담선 — 1,200만. 품질 부서 — 1,800만.</w:t>
-      </w:r>
-    </w:p>
-    <w:p>
-      <w:pPr>
-        <w:pStyle w:val="BodyText"/>
-      </w:pPr>
-      <w:r>
-        <w:t xml:space="preserve">이리나: 연 1억 2,600만. 그 숫자는 외우고 있어요.</w:t>
-      </w:r>
-    </w:p>
-    <w:p>
-      <w:pPr>
-        <w:pStyle w:val="BodyText"/>
-      </w:pPr>
-      <w:r>
-        <w:t xml:space="preserve">구사로바: 그걸 없애면 — 이익이 3억 3천에서 4억 5,600으로 올라요. 카잔 때처럼 9배를 곱하세요. 40억이 나와요. 그게 바로 프리미엄이에요, 이리나 세르게예브나. 그걸 그 사람한테 당신들이 직접 내는 거예요. 야간 출동에서, 교육 센터에서, 상담선에서. 그 사람은 나중에 아낄 돈을 미리 당신들한테 주는 것뿐이에요.</w:t>
-      </w:r>
-    </w:p>
-    <w:p>
-      <w:pPr>
-        <w:pStyle w:val="BodyText"/>
-      </w:pPr>
-      <w:r>
-        <w:t xml:space="preserve">올가: 그러니까 우리 밤으로 우리를 사는 거네요.</w:t>
-      </w:r>
-    </w:p>
-    <w:p>
-      <w:pPr>
-        <w:pStyle w:val="BodyText"/>
-      </w:pPr>
-      <w:r>
-        <w:t xml:space="preserve">구사로바: 그렇게 말한 적 없어요. 산수를 말했을 뿐이에요. 결론은 — 당신들 몫이에요. 안녕히 계세요. 청구서는 — 이리나 세르게예브나께.</w:t>
-      </w:r>
-    </w:p>
-    <w:p>
-      <w:pPr>
-        <w:pStyle w:val="BodyText"/>
-      </w:pPr>
-      <w:r>
-        <w:t xml:space="preserve">이리나: 서류는요? 용역 완료 확인서는요?</w:t>
-      </w:r>
-    </w:p>
-    <w:p>
-      <w:pPr>
-        <w:pStyle w:val="BodyText"/>
-      </w:pPr>
-      <w:r>
-        <w:t xml:space="preserve">구사로바: 서류철에 있어요. 결론보다 확인서를 먼저 찾는 재무 이사는 처음이에요. 행운을 빌어요.</w:t>
-      </w:r>
-    </w:p>
-    <w:p>
-      <w:pPr>
-        <w:pStyle w:val="BodyText"/>
-      </w:pPr>
-      <w:r>
-        <w:t xml:space="preserve">이리나: 감사해요. 저한테는 확인서가 곧 결론이에요.</w:t>
-      </w:r>
-    </w:p>
-    <w:p>
-      <w:pPr>
-        <w:pStyle w:val="BodyText"/>
-      </w:pPr>
-      <w:r>
-        <w:t xml:space="preserve">알렉세이: 올가, 볼코프 답장은? 우리 질의에 대한?</w:t>
-      </w:r>
-    </w:p>
-    <w:p>
-      <w:pPr>
-        <w:pStyle w:val="BodyText"/>
-      </w:pPr>
-      <w:r>
-        <w:t xml:space="preserve">올가: 아침에 왔어. 한 쪽. 읽을게: 「용어의 구체화는 실사(due diligence) 절차 중에 이루어질 것임」. 끝.</w:t>
-      </w:r>
-    </w:p>
-    <w:p>
-      <w:pPr>
-        <w:pStyle w:val="BodyText"/>
-      </w:pPr>
-      <w:r>
-        <w:t xml:space="preserve">이리나: 그러니까 답을 안 한 거네.</w:t>
-      </w:r>
-    </w:p>
-    <w:p>
-      <w:pPr>
-        <w:pStyle w:val="BodyText"/>
-      </w:pPr>
-      <w:r>
-        <w:t xml:space="preserve">올가: 했지. 이렇게 말한 거야: 「먼저 나를 안에 들여보내라. 그다음에 뭘 버릴지 말해 주겠다」.</w:t>
-      </w:r>
-    </w:p>
-    <w:p>
-      <w:pPr>
-        <w:pStyle w:val="BodyText"/>
-      </w:pPr>
-      <w:r>
-        <w:t xml:space="preserve">알렉세이: 실사. 검토. 전부 보고 싶다는 거지. 계약서, 사람들, 절차, 원주와의 서신.</w:t>
-      </w:r>
-    </w:p>
-    <w:p>
-      <w:pPr>
-        <w:pStyle w:val="BodyText"/>
-      </w:pPr>
-      <w:r>
-        <w:t xml:space="preserve">올가: 실사는 아직 매각이 아니야. 하지만 이미 열린 문이지. 넌 그 사람한테 방마다 열쇠를 주게 될 거야.</w:t>
-      </w:r>
-    </w:p>
-    <w:p>
-      <w:pPr>
-        <w:pStyle w:val="BodyText"/>
-      </w:pPr>
-      <w:r>
-        <w:t xml:space="preserve">이리나: 실사 없이는 가격도 없어. 그게 표준이야. 어떤 매수인이든 그렇게 해.</w:t>
-      </w:r>
-    </w:p>
-    <w:p>
-      <w:pPr>
-        <w:pStyle w:val="BodyText"/>
-      </w:pPr>
-      <w:r>
-        <w:t xml:space="preserve">알렉세이: 표준. 알아요. 이리나, 보고서 보고도 — 여전히 「찬성」이에요?</w:t>
-      </w:r>
-    </w:p>
-    <w:p>
-      <w:pPr>
-        <w:pStyle w:val="BodyText"/>
-      </w:pPr>
-      <w:r>
-        <w:t xml:space="preserve">이리나: 보고서 보고 나니 — 더 비싸게 파는 쪽에 찬성이에요. 판다면요. 아니면 그 사람이 밤을 남겨 두든지.</w:t>
-      </w:r>
-    </w:p>
-    <w:p>
-      <w:pPr>
-        <w:pStyle w:val="BodyText"/>
-      </w:pPr>
-      <w:r>
-        <w:t xml:space="preserve">올가: 안 남겨. 만들 줄을 모르니까. 본인이 그랬잖아.</w:t>
-      </w:r>
-    </w:p>
-    <w:p>
-      <w:pPr>
-        <w:pStyle w:val="BodyText"/>
-      </w:pPr>
-      <w:r>
-        <w:t xml:space="preserve">이리나: 그럼 우리는? 우리는 앞으로 5년 그걸 지킬 수 있어? 지역 예순 곳에서? 그 사람 없이?</w:t>
-      </w:r>
-    </w:p>
-    <w:p>
-      <w:pPr>
-        <w:pStyle w:val="BodyText"/>
-      </w:pPr>
-      <w:r>
-        <w:t xml:space="preserve">알렉세이: 좋은 질문이에요. 칠판에 없어요. 가운데에 적을게요. 두 칸 사이에.</w:t>
+        <w:t xml:space="preserve">구사로바: 구사로바 타마라 일리니치나, 평가 회사입니다. 보고서가 완성됐어요. 48쪽이고, 결론은 마지막 쪽에 있어요.</w:t>
+      </w:r>
+    </w:p>
+    <w:p>
+      <w:pPr>
+        <w:pStyle w:val="BodyText"/>
+      </w:pPr>
+      <w:r>
+        <w:t xml:space="preserve">이리나: 바로 마지막 쪽을 읽어 주세요. 나머지는 밤에 제가 읽을게요.</w:t>
+      </w:r>
+    </w:p>
+    <w:p>
+      <w:pPr>
+        <w:pStyle w:val="BodyText"/>
+      </w:pPr>
+      <w:r>
+        <w:t xml:space="preserve">구사로바: 지분 100퍼센트의 공정 시장 가치는 31억 루블이고, 범위는 28억에서 34억이에요.</w:t>
+      </w:r>
+    </w:p>
+    <w:p>
+      <w:pPr>
+        <w:pStyle w:val="BodyText"/>
+      </w:pPr>
+      <w:r>
+        <w:t xml:space="preserve">이리나: 제 세 가지 방법으로는 26억에서 36억이 나왔으니, 아주 비슷하네요.</w:t>
+      </w:r>
+    </w:p>
+    <w:p>
+      <w:pPr>
+        <w:pStyle w:val="BodyText"/>
+      </w:pPr>
+      <w:r>
+        <w:t xml:space="preserve">구사로바: 정직하게 계산하셨으니 비슷한 거죠. 재무 이사들한테 이 말 잘 안 해요. 보통은 숫자를 그려 오거든요.</w:t>
+      </w:r>
+    </w:p>
+    <w:p>
+      <w:pPr>
+        <w:pStyle w:val="BodyText"/>
+      </w:pPr>
+      <w:r>
+        <w:t xml:space="preserve">올가: 그럼 프리미엄은요? 9억이 더 얹혔는데, 어떻게 설명하세요?</w:t>
+      </w:r>
+    </w:p>
+    <w:p>
+      <w:pPr>
+        <w:pStyle w:val="BodyText"/>
+      </w:pPr>
+      <w:r>
+        <w:t xml:space="preserve">구사로바: 평가인으로서는 설명 안 해요, 제 일이 아니니까요. 하지만 거래를 백 건 본 사람으로서는 두 가지 설명이 보여요. 매수인이 시너지를 보거나, 나중에 없앨 비용을 보거나. 솔직히 보통은 둘 다예요.</w:t>
+      </w:r>
+    </w:p>
+    <w:p>
+      <w:pPr>
+        <w:pStyle w:val="BodyText"/>
+      </w:pPr>
+      <w:r>
+        <w:t xml:space="preserve">알렉세이: 그럼 그 사람이 정확히 어떤 비용을 없애려 한다고 보세요?</w:t>
+      </w:r>
+    </w:p>
+    <w:p>
+      <w:pPr>
+        <w:pStyle w:val="BodyText"/>
+      </w:pPr>
+      <w:r>
+        <w:t xml:space="preserve">구사로바: 재무제표를 비용 항목 하나하나 꼼꼼히 봤어요. 여기엔 제 데이터베이스의 어떤 유통사에도 없는 항목이 있어요: 교육 센터 연 4천만, 「주사 이후」 프로그램 5,600만, 상담선 1,200만, 그리고 품질 부서 1,800만.</w:t>
+      </w:r>
+    </w:p>
+    <w:p>
+      <w:pPr>
+        <w:pStyle w:val="BodyText"/>
+      </w:pPr>
+      <w:r>
+        <w:t xml:space="preserve">이리나: 합쳐서 연 1억 2,600만. 그 숫자는 외우고 있어요.</w:t>
+      </w:r>
+    </w:p>
+    <w:p>
+      <w:pPr>
+        <w:pStyle w:val="BodyText"/>
+      </w:pPr>
+      <w:r>
+        <w:t xml:space="preserve">구사로바: 그걸 없애면 이익이 3억 3천에서 4억 5,600으로 올라요. 카잔 때처럼 9배를 곱하면 40억이 나와요. 그게 바로 프리미엄이에요, 이리나 세르게예브나. 그걸 그 사람한테 당신들이 직접 내는 거예요: 야간 출동에서, 교육 센터에서, 상담선에서. 그 사람은 나중에 아낄 돈을 미리 당신들한테 주는 것뿐이에요.</w:t>
+      </w:r>
+    </w:p>
+    <w:p>
+      <w:pPr>
+        <w:pStyle w:val="BodyText"/>
+      </w:pPr>
+      <w:r>
+        <w:t xml:space="preserve">올가: 그러니까 우리 자신의 밤으로 우리를 사는 거네요.</w:t>
+      </w:r>
+    </w:p>
+    <w:p>
+      <w:pPr>
+        <w:pStyle w:val="BodyText"/>
+      </w:pPr>
+      <w:r>
+        <w:t xml:space="preserve">구사로바: 그렇게 말한 적 없어요. 산수를 말했을 뿐이고, 결론은 직접 내세요. 안녕히 계세요, 청구서는 이리나 세르게예브나께 드릴게요.</w:t>
+      </w:r>
+    </w:p>
+    <w:p>
+      <w:pPr>
+        <w:pStyle w:val="BodyText"/>
+      </w:pPr>
+      <w:r>
+        <w:t xml:space="preserve">이리나: 서류는요? 용역 완료 확인서는요? 그게 없으면 아무것도 지급 안 해요.</w:t>
+      </w:r>
+    </w:p>
+    <w:p>
+      <w:pPr>
+        <w:pStyle w:val="BodyText"/>
+      </w:pPr>
+      <w:r>
+        <w:t xml:space="preserve">구사로바: 서류철에 있어요. 결론보다 확인서를 먼저 찾는 재무 이사는 당신이 처음이에요. 행운을 빌어요.</w:t>
+      </w:r>
+    </w:p>
+    <w:p>
+      <w:pPr>
+        <w:pStyle w:val="BodyText"/>
+      </w:pPr>
+      <w:r>
+        <w:t xml:space="preserve">이리나: 감사해요. 저한테는 확인서가 곧 가장 중요한 결론이에요.</w:t>
+      </w:r>
+    </w:p>
+    <w:p>
+      <w:pPr>
+        <w:pStyle w:val="BodyText"/>
+      </w:pPr>
+      <w:r>
+        <w:t xml:space="preserve">알렉세이: 올가, 볼코프 답장은? 우리 서면 질의에 답했어?</w:t>
+      </w:r>
+    </w:p>
+    <w:p>
+      <w:pPr>
+        <w:pStyle w:val="BodyText"/>
+      </w:pPr>
+      <w:r>
+        <w:t xml:space="preserve">올가: 아침에 한 쪽짜리로 왔어. 읽을게: 「용어의 구체화는 실사(due diligence) 절차 중에 이루어질 것임」. 그게 다야.</w:t>
+      </w:r>
+    </w:p>
+    <w:p>
+      <w:pPr>
+        <w:pStyle w:val="BodyText"/>
+      </w:pPr>
+      <w:r>
+        <w:t xml:space="preserve">이리나: 그러니까 사실상 아무 답도 안 한 거네.</w:t>
+      </w:r>
+    </w:p>
+    <w:p>
+      <w:pPr>
+        <w:pStyle w:val="BodyText"/>
+      </w:pPr>
+      <w:r>
+        <w:t xml:space="preserve">올가: 아니, 했어. 이렇게 말한 거야: 「먼저 나를 안에 들여보내라. 그다음에 뭘 버릴지 말해 주겠다」.</w:t>
+      </w:r>
+    </w:p>
+    <w:p>
+      <w:pPr>
+        <w:pStyle w:val="BodyText"/>
+      </w:pPr>
+      <w:r>
+        <w:t xml:space="preserve">알렉세이: 실사, 그러니까 검토지. 전부 보고 싶다는 거야: 계약서, 사람들, 절차, 원주와의 서신까지.</w:t>
+      </w:r>
+    </w:p>
+    <w:p>
+      <w:pPr>
+        <w:pStyle w:val="BodyText"/>
+      </w:pPr>
+      <w:r>
+        <w:t xml:space="preserve">올가: 실사는 아직 매각이 아니지만, 이미 열린 문이야. 넌 그 사람한테 방마다 열쇠를 주게 될 거야.</w:t>
+      </w:r>
+    </w:p>
+    <w:p>
+      <w:pPr>
+        <w:pStyle w:val="BodyText"/>
+      </w:pPr>
+      <w:r>
+        <w:t xml:space="preserve">이리나: 실사 없이는 가격도 없어. 그게 표준이고, 어떤 매수인이든 그렇게 해.</w:t>
+      </w:r>
+    </w:p>
+    <w:p>
+      <w:pPr>
+        <w:pStyle w:val="BodyText"/>
+      </w:pPr>
+      <w:r>
+        <w:t xml:space="preserve">알렉세이: 표준인 건 알아요. 이리나, 이 보고서를 보고도 여전히 「찬성」이에요?</w:t>
+      </w:r>
+    </w:p>
+    <w:p>
+      <w:pPr>
+        <w:pStyle w:val="BodyText"/>
+      </w:pPr>
+      <w:r>
+        <w:t xml:space="preserve">이리나: 보고서를 보고 나니, 판다면 더 비싸게 파는 쪽에 찬성이에요. 아니면 그 사람이 우리 밤을 남겨 두든지요.</w:t>
+      </w:r>
+    </w:p>
+    <w:p>
+      <w:pPr>
+        <w:pStyle w:val="BodyText"/>
+      </w:pPr>
+      <w:r>
+        <w:t xml:space="preserve">올가: 안 남겨. 만들 줄을 모르니까. 본인이 그렇게 말했잖아.</w:t>
+      </w:r>
+    </w:p>
+    <w:p>
+      <w:pPr>
+        <w:pStyle w:val="BodyText"/>
+      </w:pPr>
+      <w:r>
+        <w:t xml:space="preserve">이리나: 그럼 우리는? 우리가 앞으로 5년, 그것도 지역 예순 곳에서, 그 사람 없이 그 밤들을 지킬 수 있어?</w:t>
+      </w:r>
+    </w:p>
+    <w:p>
+      <w:pPr>
+        <w:pStyle w:val="BodyText"/>
+      </w:pPr>
+      <w:r>
+        <w:t xml:space="preserve">알렉세이: 좋은 질문이고, 칠판에 없는 질문이에요. 두 칸 사이, 가운데에 적을게요.</w:t>
       </w:r>
     </w:p>
     <w:p>
@@ -4750,7 +4750,7 @@
         <w:pStyle w:val="BodyText"/>
       </w:pPr>
       <w:r>
-        <w:t xml:space="preserve">알렉세이: 무서워. 맞아. 그래서 적는 거야. 보려고.</w:t>
+        <w:t xml:space="preserve">알렉세이: 응, 무서워. 그래서 적는 거야, 그 두려움이 보이게.</w:t>
       </w:r>
     </w:p>
     <w:bookmarkEnd w:id="35"/>
@@ -4768,15 +4768,15 @@
         <w:pStyle w:val="FirstParagraph"/>
       </w:pPr>
       <w:r>
-        <w:t xml:space="preserve">이리나: 올가. 얘기 좀 할까? 료샤 없이. 칠판 없이.</w:t>
-      </w:r>
-    </w:p>
-    <w:p>
-      <w:pPr>
-        <w:pStyle w:val="BodyText"/>
-      </w:pPr>
-      <w:r>
-        <w:t xml:space="preserve">올가: 그래. 서두를 데 없어. 집엔 아무도 없고. 아들은 피테르에 있어.</w:t>
+        <w:t xml:space="preserve">이리나: 올가, 얘기 좀 할 수 있어? 료샤 없이, 칠판도 없이.</w:t>
+      </w:r>
+    </w:p>
+    <w:p>
+      <w:pPr>
+        <w:pStyle w:val="BodyText"/>
+      </w:pPr>
+      <w:r>
+        <w:t xml:space="preserve">올가: 그래, 서두를 데 없어. 어차피 집엔 아무도 없고, 아들은 피테르에 있어.</w:t>
       </w:r>
     </w:p>
     <w:p>
@@ -4792,39 +4792,39 @@
         <w:pStyle w:val="BodyText"/>
       </w:pPr>
       <w:r>
-        <w:t xml:space="preserve">올가: 네가 지친 것처럼 봤어. 그게 더 나빠. 배신은 고칠 줄 알아. 피로는 — 못 고쳐.</w:t>
-      </w:r>
-    </w:p>
-    <w:p>
-      <w:pPr>
-        <w:pStyle w:val="BodyText"/>
-      </w:pPr>
-      <w:r>
-        <w:t xml:space="preserve">이리나: 피로는 안 낫는다고?</w:t>
-      </w:r>
-    </w:p>
-    <w:p>
-      <w:pPr>
-        <w:pStyle w:val="BodyText"/>
-      </w:pPr>
-      <w:r>
-        <w:t xml:space="preserve">올가: 낫지. 휴가로. 넌 8년 동안 휴가를 안 갔고.</w:t>
-      </w:r>
-    </w:p>
-    <w:p>
-      <w:pPr>
-        <w:pStyle w:val="BodyText"/>
-      </w:pPr>
-      <w:r>
-        <w:t xml:space="preserve">이리나: 배신하는 거 아니야. 8년 동안 이 회사를 숫자로 붙들고 있었어. 위기마다. 은행 — 나. 환율 — 나. 급여 — 나. 넌 법을 읽고. 료샤는 사람들과 얘기하고. 난 밤에 금요일까지 돈이 버틸지 봐. 혼자. 매번 혼자.</w:t>
-      </w:r>
-    </w:p>
-    <w:p>
-      <w:pPr>
-        <w:pStyle w:val="BodyText"/>
-      </w:pPr>
-      <w:r>
-        <w:t xml:space="preserve">올가: 이라. 왜 한 번도 말 안 했어?</w:t>
+        <w:t xml:space="preserve">올가: 네가 지친 것처럼 봤어, 그게 더 나빠. 배신은 고칠 줄 아는데, 피로는 못 고쳐.</w:t>
+      </w:r>
+    </w:p>
+    <w:p>
+      <w:pPr>
+        <w:pStyle w:val="BodyText"/>
+      </w:pPr>
+      <w:r>
+        <w:t xml:space="preserve">이리나: 정말 피로는 안 낫는다고 생각해?</w:t>
+      </w:r>
+    </w:p>
+    <w:p>
+      <w:pPr>
+        <w:pStyle w:val="BodyText"/>
+      </w:pPr>
+      <w:r>
+        <w:t xml:space="preserve">올가: 낫지, 당연히. 휴가로. 다만 넌 8년 동안 휴가를 안 갔지.</w:t>
+      </w:r>
+    </w:p>
+    <w:p>
+      <w:pPr>
+        <w:pStyle w:val="BodyText"/>
+      </w:pPr>
+      <w:r>
+        <w:t xml:space="preserve">이리나: 배신하는 거 아니야. 8년 동안 이 회사를 숫자로 붙들고 있었어, 위기마다: 은행도 나, 환율도 나, 급여도 나. 넌 법을 읽고, 료샤는 사람들과 얘기하고, 난 밤에 금요일까지 돈이 버틸지 봐. 혼자, 매번 혼자.</w:t>
+      </w:r>
+    </w:p>
+    <w:p>
+      <w:pPr>
+        <w:pStyle w:val="BodyText"/>
+      </w:pPr>
+      <w:r>
+        <w:t xml:space="preserve">올가: 이라, 왜 한 번도 그 얘기를 안 했어?</w:t>
       </w:r>
     </w:p>
     <w:p>
@@ -4840,127 +4840,127 @@
         <w:pStyle w:val="BodyText"/>
       </w:pPr>
       <w:r>
-        <w:t xml:space="preserve">올가: 그럼 잔액을 다시는 안 보려고 팔고 싶은 거야?</w:t>
-      </w:r>
-    </w:p>
-    <w:p>
-      <w:pPr>
-        <w:pStyle w:val="BodyText"/>
-      </w:pPr>
-      <w:r>
-        <w:t xml:space="preserve">이리나: 한 번이라도 잔액이 내 거였으면 해. 엄마한텐 — 줄 안 서는 병원. 나한텐 — 휴가. 부끄러운 거야?</w:t>
-      </w:r>
-    </w:p>
-    <w:p>
-      <w:pPr>
-        <w:pStyle w:val="BodyText"/>
-      </w:pPr>
-      <w:r>
-        <w:t xml:space="preserve">올가: 아니. 안 부끄러워. 그걸 숨기고 환율 위험인 척 「찬성」에 표를 던졌다면 부끄러웠겠지.</w:t>
-      </w:r>
-    </w:p>
-    <w:p>
-      <w:pPr>
-        <w:pStyle w:val="BodyText"/>
-      </w:pPr>
-      <w:r>
-        <w:t xml:space="preserve">이리나: 그럼 넌? 판지 때문에 「반대」야? 솔직하게. 나처럼.</w:t>
-      </w:r>
-    </w:p>
-    <w:p>
-      <w:pPr>
-        <w:pStyle w:val="BodyText"/>
-      </w:pPr>
-      <w:r>
-        <w:t xml:space="preserve">올가: 솔직하게? 나 쉰넷이야. 20년 동안 남의 걸 등록했어. 8년은 — 내 걸. 이건 내 마지막 일이야, 이라. 팔면 — 다시는 내 일이 없을 거야. 컨설턴트가 되겠지. 시간제 변호사. 서류철 든 노파.</w:t>
-      </w:r>
-    </w:p>
-    <w:p>
-      <w:pPr>
-        <w:pStyle w:val="BodyText"/>
-      </w:pPr>
-      <w:r>
-        <w:t xml:space="preserve">이리나: 넌 노파 아니야.</w:t>
-      </w:r>
-    </w:p>
-    <w:p>
-      <w:pPr>
-        <w:pStyle w:val="BodyText"/>
-      </w:pPr>
-      <w:r>
-        <w:t xml:space="preserve">올가: 될 거야. 5년 뒤면. 「모스트」 없이는 — 두 배 빨리. 이게 내 진짜 논거야, 이라. 판지가 아니라. 나 자신. 판지는 그냥 나보다 더 사랑하는 거라서, 그 뒤에 숨기 편해. 예쁘고, 오래되고, 늘 옳으니까. 난 — 아니고.</w:t>
-      </w:r>
-    </w:p>
-    <w:p>
-      <w:pPr>
-        <w:pStyle w:val="BodyText"/>
-      </w:pPr>
-      <w:r>
-        <w:t xml:space="preserve">이리나: 그럼 우리 둘 다 — 자기를 위해서네. 넌 — 남으려고. 난 — 떠나려고.</w:t>
-      </w:r>
-    </w:p>
-    <w:p>
-      <w:pPr>
-        <w:pStyle w:val="BodyText"/>
-      </w:pPr>
-      <w:r>
-        <w:t xml:space="preserve">올가: 그럼 둘 다지. 말해서 다행이야. 이제 이걸 칠판에 올릴 수 있어. 옴스크랑 환율 옆에.</w:t>
-      </w:r>
-    </w:p>
-    <w:p>
-      <w:pPr>
-        <w:pStyle w:val="BodyText"/>
-      </w:pPr>
-      <w:r>
-        <w:t xml:space="preserve">이리나: 료샤한테 말할까?</w:t>
-      </w:r>
-    </w:p>
-    <w:p>
-      <w:pPr>
-        <w:pStyle w:val="BodyText"/>
-      </w:pPr>
-      <w:r>
-        <w:t xml:space="preserve">올가: 말하자. 내일. 그 애가 받은 두 표는 — 사업 얘기가 아니야. 두 여자 얘기지.</w:t>
-      </w:r>
-    </w:p>
-    <w:p>
-      <w:pPr>
-        <w:pStyle w:val="BodyText"/>
-      </w:pPr>
-      <w:r>
-        <w:t xml:space="preserve">이리나: 그 사람은 이미 알아. 내가 숫자를 보듯 사람을 보거든.</w:t>
-      </w:r>
-    </w:p>
-    <w:p>
-      <w:pPr>
-        <w:pStyle w:val="BodyText"/>
-      </w:pPr>
-      <w:r>
-        <w:t xml:space="preserve">올가: 그럼 칠판에서 보게 하자. 적힌 걸. 우리 손으로.</w:t>
-      </w:r>
-    </w:p>
-    <w:p>
-      <w:pPr>
-        <w:pStyle w:val="BodyText"/>
-      </w:pPr>
-      <w:r>
-        <w:t xml:space="preserve">이리나: 마커 어디 있어?</w:t>
-      </w:r>
-    </w:p>
-    <w:p>
-      <w:pPr>
-        <w:pStyle w:val="BodyText"/>
-      </w:pPr>
-      <w:r>
-        <w:t xml:space="preserve">올가: 여기. 네가 먼저 써. 넌 계산을 더 잘하잖아. 글씨도 더 반듯하고.</w:t>
-      </w:r>
-    </w:p>
-    <w:p>
-      <w:pPr>
-        <w:pStyle w:val="BodyText"/>
-      </w:pPr>
-      <w:r>
-        <w:t xml:space="preserve">이리나: 더 반듯하지. 대신 넌 — 더 솔직하고.</w:t>
+        <w:t xml:space="preserve">올가: 그럼 그 잔액을 다시는 안 보려고 팔고 싶은 거야?</w:t>
+      </w:r>
+    </w:p>
+    <w:p>
+      <w:pPr>
+        <w:pStyle w:val="BodyText"/>
+      </w:pPr>
+      <w:r>
+        <w:t xml:space="preserve">이리나: 한 번이라도 잔액이 내 거였으면 해: 엄마한텐 줄 안 서는 병원, 나한텐 휴가. 그게 부끄러운 거야?</w:t>
+      </w:r>
+    </w:p>
+    <w:p>
+      <w:pPr>
+        <w:pStyle w:val="BodyText"/>
+      </w:pPr>
+      <w:r>
+        <w:t xml:space="preserve">올가: 아니, 안 부끄러워. 그걸 숨기고 환율 위험인 척 「찬성」에 표를 던졌다면 부끄러웠겠지.</w:t>
+      </w:r>
+    </w:p>
+    <w:p>
+      <w:pPr>
+        <w:pStyle w:val="BodyText"/>
+      </w:pPr>
+      <w:r>
+        <w:t xml:space="preserve">이리나: 그럼 넌? 판지 때문에 「반대」야? 솔직하게 말해 줘, 지금 나처럼.</w:t>
+      </w:r>
+    </w:p>
+    <w:p>
+      <w:pPr>
+        <w:pStyle w:val="BodyText"/>
+      </w:pPr>
+      <w:r>
+        <w:t xml:space="preserve">올가: 솔직하게? 나 쉰넷이야. 20년 동안 남의 걸 등록했고, 8년은 내 걸 했어. 이건 내 마지막 일이야, 이라. 팔면 다시는 내 일이 없을 거고, 컨설턴트, 시간제 변호사, 서류철 든 노파가 되겠지.</w:t>
+      </w:r>
+    </w:p>
+    <w:p>
+      <w:pPr>
+        <w:pStyle w:val="BodyText"/>
+      </w:pPr>
+      <w:r>
+        <w:t xml:space="preserve">이리나: 노파라니, 그만해. 제발.</w:t>
+      </w:r>
+    </w:p>
+    <w:p>
+      <w:pPr>
+        <w:pStyle w:val="BodyText"/>
+      </w:pPr>
+      <w:r>
+        <w:t xml:space="preserve">올가: 5년 뒤면 될 거야. 「모스트」 없이는 두 배 빨리. 이게 내 진짜 논거야, 이라: 판지가 아니라 나 자신. 판지는 그냥 나보다 더 사랑해서, 그 뒤에 숨기 편해. 예쁘고, 오래되고, 늘 옳으니까. 난 아니고.</w:t>
+      </w:r>
+    </w:p>
+    <w:p>
+      <w:pPr>
+        <w:pStyle w:val="BodyText"/>
+      </w:pPr>
+      <w:r>
+        <w:t xml:space="preserve">이리나: 그럼 우리 둘 다 자기를 위해 표를 던지는 거네. 넌 남으려고, 난 떠나려고.</w:t>
+      </w:r>
+    </w:p>
+    <w:p>
+      <w:pPr>
+        <w:pStyle w:val="BodyText"/>
+      </w:pPr>
+      <w:r>
+        <w:t xml:space="preserve">올가: 그럼 둘 다지. 말해서 다행이야. 이제 이걸 칠판에, 옴스크랑 환율 옆에 올릴 수 있어.</w:t>
+      </w:r>
+    </w:p>
+    <w:p>
+      <w:pPr>
+        <w:pStyle w:val="BodyText"/>
+      </w:pPr>
+      <w:r>
+        <w:t xml:space="preserve">이리나: 료샤한테도 이 얘기 할까?</w:t>
+      </w:r>
+    </w:p>
+    <w:p>
+      <w:pPr>
+        <w:pStyle w:val="BodyText"/>
+      </w:pPr>
+      <w:r>
+        <w:t xml:space="preserve">올가: 내일 하자. 그 애가 받은 두 표는 사실 사업 얘기가 아니라 두 여자 얘기야.</w:t>
+      </w:r>
+    </w:p>
+    <w:p>
+      <w:pPr>
+        <w:pStyle w:val="BodyText"/>
+      </w:pPr>
+      <w:r>
+        <w:t xml:space="preserve">이리나: 그 사람은 이미 다 알아. 내가 숫자를 보듯 사람을 보거든.</w:t>
+      </w:r>
+    </w:p>
+    <w:p>
+      <w:pPr>
+        <w:pStyle w:val="BodyText"/>
+      </w:pPr>
+      <w:r>
+        <w:t xml:space="preserve">올가: 그럼 칠판에서 보게 하자, 우리 손으로 직접 적은 걸.</w:t>
+      </w:r>
+    </w:p>
+    <w:p>
+      <w:pPr>
+        <w:pStyle w:val="BodyText"/>
+      </w:pPr>
+      <w:r>
+        <w:t xml:space="preserve">이리나: 좋아. 마커 어디 있어?</w:t>
+      </w:r>
+    </w:p>
+    <w:p>
+      <w:pPr>
+        <w:pStyle w:val="BodyText"/>
+      </w:pPr>
+      <w:r>
+        <w:t xml:space="preserve">올가: 여기. 네가 먼저 써. 넌 계산을 더 잘하고, 글씨도 더 반듯하잖아.</w:t>
+      </w:r>
+    </w:p>
+    <w:p>
+      <w:pPr>
+        <w:pStyle w:val="BodyText"/>
+      </w:pPr>
+      <w:r>
+        <w:t xml:space="preserve">이리나: 더 반듯한 건 맞아. 대신 네 글씨는 더 솔직하지.</w:t>
       </w:r>
     </w:p>
     <w:bookmarkEnd w:id="36"/>
@@ -4978,15 +4978,15 @@
         <w:pStyle w:val="FirstParagraph"/>
       </w:pPr>
       <w:r>
-        <w:t xml:space="preserve">알렉세이: 이게 뭐예요? 어제는 없었는데. 가운데에. 글씨 두 개.</w:t>
-      </w:r>
-    </w:p>
-    <w:p>
-      <w:pPr>
-        <w:pStyle w:val="BodyText"/>
-      </w:pPr>
-      <w:r>
-        <w:t xml:space="preserve">이리나: 「이리나: 지쳤다. 문으로 나가고 싶다」. 이건 제 줄이에요.</w:t>
+        <w:t xml:space="preserve">알렉세이: 이게 뭐예요? 어제는 없었는데. 칠판 가운데에 글씨가 두 개 있네요.</w:t>
+      </w:r>
+    </w:p>
+    <w:p>
+      <w:pPr>
+        <w:pStyle w:val="BodyText"/>
+      </w:pPr>
+      <w:r>
+        <w:t xml:space="preserve">이리나: 「이리나: 지쳤다. 문으로 나가고 싶다」. 이건 제 줄이에요, 어제 저녁에 썼어요.</w:t>
       </w:r>
     </w:p>
     <w:p>
@@ -5002,55 +5002,55 @@
         <w:pStyle w:val="BodyText"/>
       </w:pPr>
       <w:r>
-        <w:t xml:space="preserve">알렉세이: 두 분이… 직접 쓰셨어요? 칠판에? 다 보이는 데에?</w:t>
-      </w:r>
-    </w:p>
-    <w:p>
-      <w:pPr>
-        <w:pStyle w:val="BodyText"/>
-      </w:pPr>
-      <w:r>
-        <w:t xml:space="preserve">이리나: 칠판은 회의실에 있어요. 보는 건 우리 셋뿐이에요. 그리고 닦을 때 조야.</w:t>
-      </w:r>
-    </w:p>
-    <w:p>
-      <w:pPr>
-        <w:pStyle w:val="BodyText"/>
-      </w:pPr>
-      <w:r>
-        <w:t xml:space="preserve">올가: 논거가 불완전했어, 료샤. 이 두 줄이 없으면 — 나머지는 다 거짓말이야.</w:t>
-      </w:r>
-    </w:p>
-    <w:p>
-      <w:pPr>
-        <w:pStyle w:val="BodyText"/>
-      </w:pPr>
-      <w:r>
-        <w:t xml:space="preserve">알렉세이: 그럼 저도 써야겠네요. 제 줄을. 가운데에.</w:t>
-      </w:r>
-    </w:p>
-    <w:p>
-      <w:pPr>
-        <w:pStyle w:val="BodyText"/>
-      </w:pPr>
-      <w:r>
-        <w:t xml:space="preserve">이리나: 쓰세요. 기다릴게요.</w:t>
-      </w:r>
-    </w:p>
-    <w:p>
-      <w:pPr>
-        <w:pStyle w:val="BodyText"/>
-      </w:pPr>
-      <w:r>
-        <w:t xml:space="preserve">알렉세이: 「알렉세이: 누가 나빠지는지 모르겠다. 그게 — 나일까 봐 무섭다」. 됐어요.</w:t>
-      </w:r>
-    </w:p>
-    <w:p>
-      <w:pPr>
-        <w:pStyle w:val="BodyText"/>
-      </w:pPr>
-      <w:r>
-        <w:t xml:space="preserve">올가: 솔직하네. 비뚤지만 솔직해.</w:t>
+        <w:t xml:space="preserve">알렉세이: 두 분이… 직접 쓰셨어요? 다들 볼 수 있는 칠판에?</w:t>
+      </w:r>
+    </w:p>
+    <w:p>
+      <w:pPr>
+        <w:pStyle w:val="BodyText"/>
+      </w:pPr>
+      <w:r>
+        <w:t xml:space="preserve">이리나: 칠판은 회의실에 있으니까 보는 건 우리 셋뿐이에요. 아, 그리고 닦을 때 조야.</w:t>
+      </w:r>
+    </w:p>
+    <w:p>
+      <w:pPr>
+        <w:pStyle w:val="BodyText"/>
+      </w:pPr>
+      <w:r>
+        <w:t xml:space="preserve">올가: 논거가 불완전했어, 료샤. 이 두 줄이 없으면 나머지는 다 거짓말이야.</w:t>
+      </w:r>
+    </w:p>
+    <w:p>
+      <w:pPr>
+        <w:pStyle w:val="BodyText"/>
+      </w:pPr>
+      <w:r>
+        <w:t xml:space="preserve">알렉세이: 그럼 저도 제 줄을 써야겠네요, 똑같이 가운데에.</w:t>
+      </w:r>
+    </w:p>
+    <w:p>
+      <w:pPr>
+        <w:pStyle w:val="BodyText"/>
+      </w:pPr>
+      <w:r>
+        <w:t xml:space="preserve">이리나: 쓰세요, 필요한 만큼 기다릴게요.</w:t>
+      </w:r>
+    </w:p>
+    <w:p>
+      <w:pPr>
+        <w:pStyle w:val="BodyText"/>
+      </w:pPr>
+      <w:r>
+        <w:t xml:space="preserve">알렉세이: 「알렉세이: 누가 나빠지는지 모르겠다. 그게 — 나일까 봐 무섭다」. 됐어요, 썼어요.</w:t>
+      </w:r>
+    </w:p>
+    <w:p>
+      <w:pPr>
+        <w:pStyle w:val="BodyText"/>
+      </w:pPr>
+      <w:r>
+        <w:t xml:space="preserve">올가: 솔직하네. 비뚤긴 하지만 솔직해.</w:t>
       </w:r>
     </w:p>
     <w:p>
@@ -5066,31 +5066,31 @@
         <w:pStyle w:val="BodyText"/>
       </w:pPr>
       <w:r>
-        <w:t xml:space="preserve">올가: 그리고 문밖의 백 명. 잊지 마.</w:t>
-      </w:r>
-    </w:p>
-    <w:p>
-      <w:pPr>
-        <w:pStyle w:val="BodyText"/>
-      </w:pPr>
-      <w:r>
-        <w:t xml:space="preserve">알렉세이: 안 잊어. 오늘은 — 보리스 이고레비치. 오라고 하셨어. 혼자.</w:t>
-      </w:r>
-    </w:p>
-    <w:p>
-      <w:pPr>
-        <w:pStyle w:val="BodyText"/>
-      </w:pPr>
-      <w:r>
-        <w:t xml:space="preserve">이리나: 우리 없이요?</w:t>
-      </w:r>
-    </w:p>
-    <w:p>
-      <w:pPr>
-        <w:pStyle w:val="BodyText"/>
-      </w:pPr>
-      <w:r>
-        <w:t xml:space="preserve">알렉세이: 두 분 없이요. 그러셨어요: 「내 얘기를 하고 싶다. 우리 얘기가 아니라」.</w:t>
+        <w:t xml:space="preserve">올가: 그리고 문밖의 백 명도 있어, 료샤. 잊지 마.</w:t>
+      </w:r>
+    </w:p>
+    <w:p>
+      <w:pPr>
+        <w:pStyle w:val="BodyText"/>
+      </w:pPr>
+      <w:r>
+        <w:t xml:space="preserve">알렉세이: 안 잊어. 오늘은 보리스 이고레비치를 만나. 혼자 오라고 하셨어.</w:t>
+      </w:r>
+    </w:p>
+    <w:p>
+      <w:pPr>
+        <w:pStyle w:val="BodyText"/>
+      </w:pPr>
+      <w:r>
+        <w:t xml:space="preserve">이리나: 우리 없이요? 정말 그렇게 말씀하셨어요?</w:t>
+      </w:r>
+    </w:p>
+    <w:p>
+      <w:pPr>
+        <w:pStyle w:val="BodyText"/>
+      </w:pPr>
+      <w:r>
+        <w:t xml:space="preserve">알렉세이: 네, 두 분 없이요. 그러셨어요: 「내 얘기를 하고 싶다. 우리 얘기가 아니라」.</w:t>
       </w:r>
     </w:p>
     <w:bookmarkEnd w:id="37"/>
